--- a/reports/r0012.docx
+++ b/reports/r0012.docx
@@ -45,7 +45,7 @@
           <w:color w:val="000000"/>
           <w:sz w:val="21"/>
         </w:rPr>
-        <w:t>■ 楚雄彝族自治州经济总量列云南省第七位，人均GDP约8.77万元、人均经济实力居全省前列，经济增速由5.50%回落至2.00%、有所放缓；固定资产投资连续负增长（最新-34.80%），经济动能仍有待修复。【待补充：楚雄彝族自治州的行政与战略定位、支柱产业及龙头企业（数据库未覆盖，需人工补充）】</w:t>
+        <w:t>■ 楚雄彝族自治州作为云南省下辖的民族自治地区，经济总量列云南省第七位，人均GDP约8.77万元、人均经济实力居全省前列，经济增速由5.50%回落至2.00%、有所放缓；固定资产投资连续负增长（最新-34.80%），经济动能仍有待修复。</w:t>
       </w:r>
     </w:p>
     <w:p>
@@ -75,7 +75,7 @@
           <w:color w:val="000000"/>
           <w:sz w:val="21"/>
         </w:rPr>
-        <w:t>产业结构方面，2025年楚雄彝族自治州三次产业结构为18.1:38.6:43.3。【待补充：支柱产业、主要龙头企业、对外贸易等定性描述（数据库未覆盖）】</w:t>
+        <w:t>产业结构方面，2025年楚雄彝族自治州三次产业结构为18.1:38.6:43.3，第三产业占主导、服务业是经济主体，农业基础较好。</w:t>
       </w:r>
     </w:p>
     <w:p>

--- a/reports/r0012.docx
+++ b/reports/r0012.docx
@@ -15,7 +15,7 @@
           <w:color w:val="000000"/>
           <w:sz w:val="28"/>
         </w:rPr>
-        <w:t>楚雄彝族自治州信用评级报告(区域部分)</w:t>
+        <w:t>惠州市信用评级报告(区域部分)</w:t>
       </w:r>
     </w:p>
     <w:p>
@@ -45,7 +45,7 @@
           <w:color w:val="000000"/>
           <w:sz w:val="21"/>
         </w:rPr>
-        <w:t>■ 楚雄彝族自治州作为云南省下辖的民族自治地区，经济总量列云南省第七位，人均GDP约8.77万元、人均经济实力居全省前列，经济增速由5.50%回落至2.00%、有所放缓；固定资产投资连续负增长（最新-34.80%），经济动能仍有待修复。</w:t>
+        <w:t>■ 惠州作为广东省下辖地级市，经济总量列广东省第五位，人均GDP约10.34万元、人均经济实力居全省前列，产业承接与临港石化优势明显、增长动能较足。</w:t>
       </w:r>
     </w:p>
     <w:p>
@@ -60,7 +60,7 @@
           <w:color w:val="000000"/>
           <w:sz w:val="21"/>
         </w:rPr>
-        <w:t>楚雄彝族自治州2023、2024、2025年地区生产总值分别为1,946.75亿元、2,000.83亿元、2,040.17亿元，同比增长5.50%、2.60%、2.00%。截至2025年末，全市常住人口232.40万人，人均GDP约8.77万元。</w:t>
+        <w:t>惠州市为广东省地级市，地处粤港澳大湾区东岸，是深圳、东莞产业外溢的重要承接地。2023、2024、2025年，惠州市地区生产总值分别为5,944.71亿元、6,183.02亿元、6,363.66亿元，同比增长5.78%、4.40%、4.51%，由5.78%回落至4.51%、有所放缓。截至2025年末，全市常住人口619.30万人，人均GDP约10.34万元。</w:t>
       </w:r>
     </w:p>
     <w:p>
@@ -75,7 +75,7 @@
           <w:color w:val="000000"/>
           <w:sz w:val="21"/>
         </w:rPr>
-        <w:t>产业结构方面，2025年楚雄彝族自治州三次产业结构为18.1:38.6:43.3，第三产业占主导、服务业是经济主体，农业基础较好。</w:t>
+        <w:t>产业结构方面，2025年惠州市三次产业结构为5.24:53.18:41.58，以电子信息和石油化工“2+1”现代产业集群为支柱，聚集TCL、德赛、亿纬锂能及大亚湾石化区（中海壳牌等），先进制造与能源化工并重。</w:t>
       </w:r>
     </w:p>
     <w:p>
@@ -90,7 +90,7 @@
           <w:color w:val="000000"/>
           <w:sz w:val="21"/>
         </w:rPr>
-        <w:t>2023、2024、2025年固定资产投资增速分别为4.90%、-12.30%、-34.80%，2025年社会消费品零售总额674.53亿元，进出口总额3.30亿美元。</w:t>
+        <w:t>经济动能方面，2023、2024、2025年惠州市固定资产投资增速分别为5.30%、-19.39%、-23.80%，在房地产投资承压、部分大型项目接续不足的背景下有所走弱；2025年社会消费品零售总额2,093.22亿元，进出口总额599.55亿美元。</w:t>
       </w:r>
     </w:p>
     <w:p>
@@ -106,7 +106,7 @@
           <w:color w:val="000000"/>
           <w:sz w:val="21"/>
         </w:rPr>
-        <w:t>图表：2025年云南省各地级市主要经济指标对比</w:t>
+        <w:t>图表：2025年广东省各地级市主要经济指标对比</w:t>
       </w:r>
     </w:p>
     <w:tbl>
@@ -362,7 +362,7 @@
                 <w:color w:val="000000"/>
                 <w:sz w:val="18"/>
               </w:rPr>
-              <w:t>昆明市</w:t>
+              <w:t>深圳市</w:t>
             </w:r>
           </w:p>
         </w:tc>
@@ -391,7 +391,7 @@
                 <w:color w:val="000000"/>
                 <w:sz w:val="18"/>
               </w:rPr>
-              <w:t>8,637.45</w:t>
+              <w:t>38,731.80</w:t>
             </w:r>
           </w:p>
         </w:tc>
@@ -420,7 +420,7 @@
                 <w:color w:val="000000"/>
                 <w:sz w:val="18"/>
               </w:rPr>
-              <w:t>9.89</w:t>
+              <w:t>21.38</w:t>
             </w:r>
           </w:p>
         </w:tc>
@@ -449,7 +449,7 @@
                 <w:color w:val="000000"/>
                 <w:sz w:val="18"/>
               </w:rPr>
-              <w:t>4.20%</w:t>
+              <w:t>5.50%</w:t>
             </w:r>
           </w:p>
         </w:tc>
@@ -478,7 +478,7 @@
                 <w:color w:val="000000"/>
                 <w:sz w:val="18"/>
               </w:rPr>
-              <w:t>4.1:28.7:67.2</w:t>
+              <w:t>0.1:37.4:62.5</w:t>
             </w:r>
           </w:p>
         </w:tc>
@@ -507,7 +507,7 @@
                 <w:color w:val="000000"/>
                 <w:sz w:val="18"/>
               </w:rPr>
-              <w:t>575.00</w:t>
+              <w:t>4,163.77</w:t>
             </w:r>
           </w:p>
         </w:tc>
@@ -536,7 +536,7 @@
                 <w:color w:val="000000"/>
                 <w:sz w:val="18"/>
               </w:rPr>
-              <w:t>874.40</w:t>
+              <w:t>1824.85</w:t>
             </w:r>
           </w:p>
         </w:tc>
@@ -567,7 +567,7 @@
                 <w:color w:val="000000"/>
                 <w:sz w:val="18"/>
               </w:rPr>
-              <w:t>曲靖市</w:t>
+              <w:t>广州市</w:t>
             </w:r>
           </w:p>
         </w:tc>
@@ -596,7 +596,7 @@
                 <w:color w:val="000000"/>
                 <w:sz w:val="18"/>
               </w:rPr>
-              <w:t>3,777.60</w:t>
+              <w:t>32,039.46</w:t>
             </w:r>
           </w:p>
         </w:tc>
@@ -625,7 +625,7 @@
                 <w:color w:val="000000"/>
                 <w:sz w:val="18"/>
               </w:rPr>
-              <w:t>6.74</w:t>
+              <w:t>16.83</w:t>
             </w:r>
           </w:p>
         </w:tc>
@@ -654,7 +654,7 @@
                 <w:color w:val="000000"/>
                 <w:sz w:val="18"/>
               </w:rPr>
-              <w:t>3.50%</w:t>
+              <w:t>4.00%</w:t>
             </w:r>
           </w:p>
         </w:tc>
@@ -683,7 +683,7 @@
                 <w:color w:val="000000"/>
                 <w:sz w:val="18"/>
               </w:rPr>
-              <w:t>14.3:34:51.7</w:t>
+              <w:t>0.99:24.06:74.95</w:t>
             </w:r>
           </w:p>
         </w:tc>
@@ -712,7 +712,7 @@
                 <w:color w:val="000000"/>
                 <w:sz w:val="18"/>
               </w:rPr>
-              <w:t>164.21</w:t>
+              <w:t>2,184.82</w:t>
             </w:r>
           </w:p>
         </w:tc>
@@ -741,7 +741,7 @@
                 <w:color w:val="000000"/>
                 <w:sz w:val="18"/>
               </w:rPr>
-              <w:t>558.30</w:t>
+              <w:t>1910.10</w:t>
             </w:r>
           </w:p>
         </w:tc>
@@ -772,7 +772,7 @@
                 <w:color w:val="000000"/>
                 <w:sz w:val="18"/>
               </w:rPr>
-              <w:t>红河哈尼族彝族自治州</w:t>
+              <w:t>佛山市</w:t>
             </w:r>
           </w:p>
         </w:tc>
@@ -801,7 +801,7 @@
                 <w:color w:val="000000"/>
                 <w:sz w:val="18"/>
               </w:rPr>
-              <w:t>3,154.52</w:t>
+              <w:t>13,157.35</w:t>
             </w:r>
           </w:p>
         </w:tc>
@@ -859,7 +859,7 @@
                 <w:color w:val="000000"/>
                 <w:sz w:val="18"/>
               </w:rPr>
-              <w:t>5.50%</w:t>
+              <w:t>0.20%</w:t>
             </w:r>
           </w:p>
         </w:tc>
@@ -888,7 +888,7 @@
                 <w:color w:val="000000"/>
                 <w:sz w:val="18"/>
               </w:rPr>
-              <w:t>13:35:52</w:t>
+              <w:t>1.9:49.6:48.5</w:t>
             </w:r>
           </w:p>
         </w:tc>
@@ -917,7 +917,7 @@
                 <w:color w:val="000000"/>
                 <w:sz w:val="18"/>
               </w:rPr>
-              <w:t>153.95</w:t>
+              <w:t>800.27</w:t>
             </w:r>
           </w:p>
         </w:tc>
@@ -977,7 +977,7 @@
                 <w:color w:val="000000"/>
                 <w:sz w:val="18"/>
               </w:rPr>
-              <w:t>玉溪市</w:t>
+              <w:t>东莞市</w:t>
             </w:r>
           </w:p>
         </w:tc>
@@ -1006,7 +1006,7 @@
                 <w:color w:val="000000"/>
                 <w:sz w:val="18"/>
               </w:rPr>
-              <w:t>2,688.30</w:t>
+              <w:t>12,760.20</w:t>
             </w:r>
           </w:p>
         </w:tc>
@@ -1035,7 +1035,7 @@
                 <w:color w:val="000000"/>
                 <w:sz w:val="18"/>
               </w:rPr>
-              <w:t>11.89</w:t>
+              <w:t>11.94</w:t>
             </w:r>
           </w:p>
         </w:tc>
@@ -1064,7 +1064,7 @@
                 <w:color w:val="000000"/>
                 <w:sz w:val="18"/>
               </w:rPr>
-              <w:t>4.40%</w:t>
+              <w:t>4.00%</w:t>
             </w:r>
           </w:p>
         </w:tc>
@@ -1093,7 +1093,7 @@
                 <w:color w:val="000000"/>
                 <w:sz w:val="18"/>
               </w:rPr>
-              <w:t>9.66:41.36:48.98</w:t>
+              <w:t>0.3:56.1:43.6</w:t>
             </w:r>
           </w:p>
         </w:tc>
@@ -1122,7 +1122,7 @@
                 <w:color w:val="000000"/>
                 <w:sz w:val="18"/>
               </w:rPr>
-              <w:t>148.21</w:t>
+              <w:t>891.73</w:t>
             </w:r>
           </w:p>
         </w:tc>
@@ -1151,7 +1151,7 @@
                 <w:color w:val="000000"/>
                 <w:sz w:val="18"/>
               </w:rPr>
-              <w:t>225.50</w:t>
+              <w:t>1080.04</w:t>
             </w:r>
           </w:p>
         </w:tc>
@@ -1182,7 +1182,7 @@
                 <w:color w:val="000000"/>
                 <w:sz w:val="18"/>
               </w:rPr>
-              <w:t>昭通市</w:t>
+              <w:t>惠州市</w:t>
             </w:r>
           </w:p>
         </w:tc>
@@ -1211,7 +1211,7 @@
                 <w:color w:val="000000"/>
                 <w:sz w:val="18"/>
               </w:rPr>
-              <w:t>2,103.40</w:t>
+              <w:t>6,363.66</w:t>
             </w:r>
           </w:p>
         </w:tc>
@@ -1240,7 +1240,7 @@
                 <w:color w:val="000000"/>
                 <w:sz w:val="18"/>
               </w:rPr>
-              <w:t>4.38</w:t>
+              <w:t>10.34</w:t>
             </w:r>
           </w:p>
         </w:tc>
@@ -1269,7 +1269,7 @@
                 <w:color w:val="000000"/>
                 <w:sz w:val="18"/>
               </w:rPr>
-              <w:t>4.60%</w:t>
+              <w:t>4.51%</w:t>
             </w:r>
           </w:p>
         </w:tc>
@@ -1298,7 +1298,7 @@
                 <w:color w:val="000000"/>
                 <w:sz w:val="18"/>
               </w:rPr>
-              <w:t>12.7:38.2:49.1</w:t>
+              <w:t>5.24:53.18:41.58</w:t>
             </w:r>
           </w:p>
         </w:tc>
@@ -1327,7 +1327,7 @@
                 <w:color w:val="000000"/>
                 <w:sz w:val="18"/>
               </w:rPr>
-              <w:t>120.19</w:t>
+              <w:t>538.68</w:t>
             </w:r>
           </w:p>
         </w:tc>
@@ -1356,7 +1356,7 @@
                 <w:color w:val="000000"/>
                 <w:sz w:val="18"/>
               </w:rPr>
-              <w:t>479.20</w:t>
+              <w:t>619.30</w:t>
             </w:r>
           </w:p>
         </w:tc>
@@ -1387,7 +1387,7 @@
                 <w:color w:val="000000"/>
                 <w:sz w:val="18"/>
               </w:rPr>
-              <w:t>大理白族自治州</w:t>
+              <w:t>珠海市</w:t>
             </w:r>
           </w:p>
         </w:tc>
@@ -1416,7 +1416,7 @@
                 <w:color w:val="000000"/>
                 <w:sz w:val="18"/>
               </w:rPr>
-              <w:t>2,087.51</w:t>
+              <w:t>4,573.10</w:t>
             </w:r>
           </w:p>
         </w:tc>
@@ -1445,7 +1445,7 @@
                 <w:color w:val="000000"/>
                 <w:sz w:val="18"/>
               </w:rPr>
-              <w:t>6.27</w:t>
+              <w:t>18.00</w:t>
             </w:r>
           </w:p>
         </w:tc>
@@ -1474,7 +1474,7 @@
                 <w:color w:val="000000"/>
                 <w:sz w:val="18"/>
               </w:rPr>
-              <w:t>4.10%</w:t>
+              <w:t>2.70%</w:t>
             </w:r>
           </w:p>
         </w:tc>
@@ -1503,7 +1503,7 @@
                 <w:color w:val="000000"/>
                 <w:sz w:val="18"/>
               </w:rPr>
-              <w:t>20.3:27.9:51.8</w:t>
+              <w:t xml:space="preserve"> </w:t>
             </w:r>
           </w:p>
         </w:tc>
@@ -1532,7 +1532,7 @@
                 <w:color w:val="000000"/>
                 <w:sz w:val="18"/>
               </w:rPr>
-              <w:t>108.02</w:t>
+              <w:t>494.10</w:t>
             </w:r>
           </w:p>
         </w:tc>
@@ -1561,7 +1561,7 @@
                 <w:color w:val="000000"/>
                 <w:sz w:val="18"/>
               </w:rPr>
-              <w:t>332.10</w:t>
+              <w:t>—</w:t>
             </w:r>
           </w:p>
         </w:tc>
@@ -1592,7 +1592,7 @@
                 <w:color w:val="000000"/>
                 <w:sz w:val="18"/>
               </w:rPr>
-              <w:t>楚雄彝族自治州</w:t>
+              <w:t>江门市</w:t>
             </w:r>
           </w:p>
         </w:tc>
@@ -1621,7 +1621,7 @@
                 <w:color w:val="000000"/>
                 <w:sz w:val="18"/>
               </w:rPr>
-              <w:t>2,040.17</w:t>
+              <w:t>4,293.91</w:t>
             </w:r>
           </w:p>
         </w:tc>
@@ -1650,7 +1650,7 @@
                 <w:color w:val="000000"/>
                 <w:sz w:val="18"/>
               </w:rPr>
-              <w:t>8.77</w:t>
+              <w:t>8.90</w:t>
             </w:r>
           </w:p>
         </w:tc>
@@ -1679,7 +1679,7 @@
                 <w:color w:val="000000"/>
                 <w:sz w:val="18"/>
               </w:rPr>
-              <w:t>2.00%</w:t>
+              <w:t>2.80%</w:t>
             </w:r>
           </w:p>
         </w:tc>
@@ -1708,7 +1708,7 @@
                 <w:color w:val="000000"/>
                 <w:sz w:val="18"/>
               </w:rPr>
-              <w:t>18.1:38.6:43.3</w:t>
+              <w:t>8.7:43.1:48.2</w:t>
             </w:r>
           </w:p>
         </w:tc>
@@ -1737,7 +1737,7 @@
                 <w:color w:val="000000"/>
                 <w:sz w:val="18"/>
               </w:rPr>
-              <w:t>107.20</w:t>
+              <w:t>324.85</w:t>
             </w:r>
           </w:p>
         </w:tc>
@@ -1766,7 +1766,7 @@
                 <w:color w:val="000000"/>
                 <w:sz w:val="18"/>
               </w:rPr>
-              <w:t>232.40</w:t>
+              <w:t>482.85</w:t>
             </w:r>
           </w:p>
         </w:tc>
@@ -1797,7 +1797,7 @@
                 <w:color w:val="000000"/>
                 <w:sz w:val="18"/>
               </w:rPr>
-              <w:t>文山壮族苗族自治州</w:t>
+              <w:t>中山市</w:t>
             </w:r>
           </w:p>
         </w:tc>
@@ -1826,7 +1826,7 @@
                 <w:color w:val="000000"/>
                 <w:sz w:val="18"/>
               </w:rPr>
-              <w:t>1,632.64</w:t>
+              <w:t>4,260.56</w:t>
             </w:r>
           </w:p>
         </w:tc>
@@ -1855,7 +1855,7 @@
                 <w:color w:val="000000"/>
                 <w:sz w:val="18"/>
               </w:rPr>
-              <w:t>4.85</w:t>
+              <w:t>—</w:t>
             </w:r>
           </w:p>
         </w:tc>
@@ -1884,7 +1884,7 @@
                 <w:color w:val="000000"/>
                 <w:sz w:val="18"/>
               </w:rPr>
-              <w:t>5.30%</w:t>
+              <w:t>3.80%</w:t>
             </w:r>
           </w:p>
         </w:tc>
@@ -1913,7 +1913,7 @@
                 <w:color w:val="000000"/>
                 <w:sz w:val="18"/>
               </w:rPr>
-              <w:t>16.7:36:47.3</w:t>
+              <w:t xml:space="preserve"> </w:t>
             </w:r>
           </w:p>
         </w:tc>
@@ -1942,7 +1942,7 @@
                 <w:color w:val="000000"/>
                 <w:sz w:val="18"/>
               </w:rPr>
-              <w:t>74.12</w:t>
+              <w:t>380.01</w:t>
             </w:r>
           </w:p>
         </w:tc>
@@ -1971,7 +1971,7 @@
                 <w:color w:val="000000"/>
                 <w:sz w:val="18"/>
               </w:rPr>
-              <w:t>335.40</w:t>
+              <w:t>—</w:t>
             </w:r>
           </w:p>
         </w:tc>
@@ -2002,7 +2002,7 @@
                 <w:color w:val="000000"/>
                 <w:sz w:val="18"/>
               </w:rPr>
-              <w:t>保山市</w:t>
+              <w:t>茂名市</w:t>
             </w:r>
           </w:p>
         </w:tc>
@@ -2031,7 +2031,7 @@
                 <w:color w:val="000000"/>
                 <w:sz w:val="18"/>
               </w:rPr>
-              <w:t>1,347.01</w:t>
+              <w:t>4,106.40</w:t>
             </w:r>
           </w:p>
         </w:tc>
@@ -2060,7 +2060,7 @@
                 <w:color w:val="000000"/>
                 <w:sz w:val="18"/>
               </w:rPr>
-              <w:t>5.67</w:t>
+              <w:t>6.55</w:t>
             </w:r>
           </w:p>
         </w:tc>
@@ -2089,7 +2089,7 @@
                 <w:color w:val="000000"/>
                 <w:sz w:val="18"/>
               </w:rPr>
-              <w:t>5.00%</w:t>
+              <w:t>3.60%</w:t>
             </w:r>
           </w:p>
         </w:tc>
@@ -2118,7 +2118,7 @@
                 <w:color w:val="000000"/>
                 <w:sz w:val="18"/>
               </w:rPr>
-              <w:t>22.3:32.3:45.4</w:t>
+              <w:t>18.1:27.3:54.5</w:t>
             </w:r>
           </w:p>
         </w:tc>
@@ -2147,7 +2147,7 @@
                 <w:color w:val="000000"/>
                 <w:sz w:val="18"/>
               </w:rPr>
-              <w:t>65.42</w:t>
+              <w:t>186.64</w:t>
             </w:r>
           </w:p>
         </w:tc>
@@ -2176,7 +2176,7 @@
                 <w:color w:val="000000"/>
                 <w:sz w:val="18"/>
               </w:rPr>
-              <w:t>237.40</w:t>
+              <w:t>626.46</w:t>
             </w:r>
           </w:p>
         </w:tc>
@@ -2207,7 +2207,7 @@
                 <w:color w:val="000000"/>
                 <w:sz w:val="18"/>
               </w:rPr>
-              <w:t>普洱市</w:t>
+              <w:t>湛江市</w:t>
             </w:r>
           </w:p>
         </w:tc>
@@ -2236,7 +2236,7 @@
                 <w:color w:val="000000"/>
                 <w:sz w:val="18"/>
               </w:rPr>
-              <w:t>1,252.40</w:t>
+              <w:t>3,952.94</w:t>
             </w:r>
           </w:p>
         </w:tc>
@@ -2265,7 +2265,7 @@
                 <w:color w:val="000000"/>
                 <w:sz w:val="18"/>
               </w:rPr>
-              <w:t>5.39</w:t>
+              <w:t>5.55</w:t>
             </w:r>
           </w:p>
         </w:tc>
@@ -2294,7 +2294,7 @@
                 <w:color w:val="000000"/>
                 <w:sz w:val="18"/>
               </w:rPr>
-              <w:t>5.10%</w:t>
+              <w:t>4.52%</w:t>
             </w:r>
           </w:p>
         </w:tc>
@@ -2323,7 +2323,7 @@
                 <w:color w:val="000000"/>
                 <w:sz w:val="18"/>
               </w:rPr>
-              <w:t>23.2:23.2:53.6</w:t>
+              <w:t>18.6:32.6:48.8</w:t>
             </w:r>
           </w:p>
         </w:tc>
@@ -2352,7 +2352,7 @@
                 <w:color w:val="000000"/>
                 <w:sz w:val="18"/>
               </w:rPr>
-              <w:t>62.57</w:t>
+              <w:t>215.10</w:t>
             </w:r>
           </w:p>
         </w:tc>
@@ -2381,7 +2381,7 @@
                 <w:color w:val="000000"/>
                 <w:sz w:val="18"/>
               </w:rPr>
-              <w:t>230.70</w:t>
+              <w:t>712.29</w:t>
             </w:r>
           </w:p>
         </w:tc>
@@ -2412,7 +2412,7 @@
                 <w:color w:val="000000"/>
                 <w:sz w:val="18"/>
               </w:rPr>
-              <w:t>临沧市</w:t>
+              <w:t>汕头市</w:t>
             </w:r>
           </w:p>
         </w:tc>
@@ -2441,7 +2441,7 @@
                 <w:color w:val="000000"/>
                 <w:sz w:val="18"/>
               </w:rPr>
-              <w:t>1,127.75</w:t>
+              <w:t>3,023.83</w:t>
             </w:r>
           </w:p>
         </w:tc>
@@ -2470,7 +2470,7 @@
                 <w:color w:val="000000"/>
                 <w:sz w:val="18"/>
               </w:rPr>
-              <w:t>5.17</w:t>
+              <w:t>5.42</w:t>
             </w:r>
           </w:p>
         </w:tc>
@@ -2499,7 +2499,7 @@
                 <w:color w:val="000000"/>
                 <w:sz w:val="18"/>
               </w:rPr>
-              <w:t>0.20%</w:t>
+              <w:t>0.10%</w:t>
             </w:r>
           </w:p>
         </w:tc>
@@ -2528,7 +2528,7 @@
                 <w:color w:val="000000"/>
                 <w:sz w:val="18"/>
               </w:rPr>
-              <w:t>30.7:20.6:48.7</w:t>
+              <w:t>4.7:37.6:57.7</w:t>
             </w:r>
           </w:p>
         </w:tc>
@@ -2557,7 +2557,7 @@
                 <w:color w:val="000000"/>
                 <w:sz w:val="18"/>
               </w:rPr>
-              <w:t>51.54</w:t>
+              <w:t>170.33</w:t>
             </w:r>
           </w:p>
         </w:tc>
@@ -2586,7 +2586,7 @@
                 <w:color w:val="000000"/>
                 <w:sz w:val="18"/>
               </w:rPr>
-              <w:t>217.10</w:t>
+              <w:t>557.69</w:t>
             </w:r>
           </w:p>
         </w:tc>
@@ -2617,7 +2617,7 @@
                 <w:color w:val="000000"/>
                 <w:sz w:val="18"/>
               </w:rPr>
-              <w:t>西双版纳傣族自治州</w:t>
+              <w:t>肇庆市</w:t>
             </w:r>
           </w:p>
         </w:tc>
@@ -2646,7 +2646,7 @@
                 <w:color w:val="000000"/>
                 <w:sz w:val="18"/>
               </w:rPr>
-              <w:t>940.83</w:t>
+              <w:t>2,974.84</w:t>
             </w:r>
           </w:p>
         </w:tc>
@@ -2675,7 +2675,7 @@
                 <w:color w:val="000000"/>
                 <w:sz w:val="18"/>
               </w:rPr>
-              <w:t>6.98</w:t>
+              <w:t>7.20</w:t>
             </w:r>
           </w:p>
         </w:tc>
@@ -2704,7 +2704,7 @@
                 <w:color w:val="000000"/>
                 <w:sz w:val="18"/>
               </w:rPr>
-              <w:t>4.40%</w:t>
+              <w:t>3.10%</w:t>
             </w:r>
           </w:p>
         </w:tc>
@@ -2733,7 +2733,7 @@
                 <w:color w:val="000000"/>
                 <w:sz w:val="18"/>
               </w:rPr>
-              <w:t>21.1:23:55.9</w:t>
+              <w:t xml:space="preserve"> </w:t>
             </w:r>
           </w:p>
         </w:tc>
@@ -2762,7 +2762,7 @@
                 <w:color w:val="000000"/>
                 <w:sz w:val="18"/>
               </w:rPr>
-              <w:t>39.92</w:t>
+              <w:t>240.19</w:t>
             </w:r>
           </w:p>
         </w:tc>
@@ -2791,7 +2791,7 @@
                 <w:color w:val="000000"/>
                 <w:sz w:val="18"/>
               </w:rPr>
-              <w:t>135.90</w:t>
+              <w:t>—</w:t>
             </w:r>
           </w:p>
         </w:tc>
@@ -2822,7 +2822,7 @@
                 <w:color w:val="000000"/>
                 <w:sz w:val="18"/>
               </w:rPr>
-              <w:t>丽江市</w:t>
+              <w:t>揭阳市</w:t>
             </w:r>
           </w:p>
         </w:tc>
@@ -2851,7 +2851,212 @@
                 <w:color w:val="000000"/>
                 <w:sz w:val="18"/>
               </w:rPr>
-              <w:t>744.27</w:t>
+              <w:t>2,553.75</w:t>
+            </w:r>
+          </w:p>
+        </w:tc>
+        <w:tc>
+          <w:tcPr>
+            <w:tcW w:type="dxa" w:w="1344"/>
+            <w:vAlign w:val="center"/>
+            <w:tcBorders>
+              <w:top w:val="single" w:sz="4" w:color="A6A6A6"/>
+              <w:left w:val="single" w:sz="4" w:color="A6A6A6"/>
+              <w:bottom w:val="single" w:sz="4" w:color="A6A6A6"/>
+              <w:right w:val="single" w:sz="4" w:color="A6A6A6"/>
+            </w:tcBorders>
+          </w:tcPr>
+          <w:p>
+            <w:pPr>
+              <w:spacing w:before="0" w:after="0" w:line="276" w:lineRule="auto"/>
+              <w:ind w:firstLine="0"/>
+              <w:jc w:val="center"/>
+            </w:pPr>
+            <w:r/>
+            <w:r>
+              <w:rPr>
+                <w:rFonts w:ascii="Times New Roman" w:hAnsi="Times New Roman" w:eastAsia="楷体"/>
+                <w:b w:val="0"/>
+                <w:color w:val="000000"/>
+                <w:sz w:val="18"/>
+              </w:rPr>
+              <w:t>4.49</w:t>
+            </w:r>
+          </w:p>
+        </w:tc>
+        <w:tc>
+          <w:tcPr>
+            <w:tcW w:type="dxa" w:w="1344"/>
+            <w:vAlign w:val="center"/>
+            <w:tcBorders>
+              <w:top w:val="single" w:sz="4" w:color="A6A6A6"/>
+              <w:left w:val="single" w:sz="4" w:color="A6A6A6"/>
+              <w:bottom w:val="single" w:sz="4" w:color="A6A6A6"/>
+              <w:right w:val="single" w:sz="4" w:color="A6A6A6"/>
+            </w:tcBorders>
+          </w:tcPr>
+          <w:p>
+            <w:pPr>
+              <w:spacing w:before="0" w:after="0" w:line="276" w:lineRule="auto"/>
+              <w:ind w:firstLine="0"/>
+              <w:jc w:val="center"/>
+            </w:pPr>
+            <w:r/>
+            <w:r>
+              <w:rPr>
+                <w:rFonts w:ascii="Times New Roman" w:hAnsi="Times New Roman" w:eastAsia="楷体"/>
+                <w:b w:val="0"/>
+                <w:color w:val="000000"/>
+                <w:sz w:val="18"/>
+              </w:rPr>
+              <w:t>3.20%</w:t>
+            </w:r>
+          </w:p>
+        </w:tc>
+        <w:tc>
+          <w:tcPr>
+            <w:tcW w:type="dxa" w:w="1344"/>
+            <w:vAlign w:val="center"/>
+            <w:tcBorders>
+              <w:top w:val="single" w:sz="4" w:color="A6A6A6"/>
+              <w:left w:val="single" w:sz="4" w:color="A6A6A6"/>
+              <w:bottom w:val="single" w:sz="4" w:color="A6A6A6"/>
+              <w:right w:val="single" w:sz="4" w:color="A6A6A6"/>
+            </w:tcBorders>
+          </w:tcPr>
+          <w:p>
+            <w:pPr>
+              <w:spacing w:before="0" w:after="0" w:line="276" w:lineRule="auto"/>
+              <w:ind w:firstLine="0"/>
+              <w:jc w:val="center"/>
+            </w:pPr>
+            <w:r/>
+            <w:r>
+              <w:rPr>
+                <w:rFonts w:ascii="Times New Roman" w:hAnsi="Times New Roman" w:eastAsia="楷体"/>
+                <w:b w:val="0"/>
+                <w:color w:val="000000"/>
+                <w:sz w:val="18"/>
+              </w:rPr>
+              <w:t>9.7:35:55.3</w:t>
+            </w:r>
+          </w:p>
+        </w:tc>
+        <w:tc>
+          <w:tcPr>
+            <w:tcW w:type="dxa" w:w="1344"/>
+            <w:vAlign w:val="center"/>
+            <w:tcBorders>
+              <w:top w:val="single" w:sz="4" w:color="A6A6A6"/>
+              <w:left w:val="single" w:sz="4" w:color="A6A6A6"/>
+              <w:bottom w:val="single" w:sz="4" w:color="A6A6A6"/>
+              <w:right w:val="single" w:sz="4" w:color="A6A6A6"/>
+            </w:tcBorders>
+          </w:tcPr>
+          <w:p>
+            <w:pPr>
+              <w:spacing w:before="0" w:after="0" w:line="276" w:lineRule="auto"/>
+              <w:ind w:firstLine="0"/>
+              <w:jc w:val="center"/>
+            </w:pPr>
+            <w:r/>
+            <w:r>
+              <w:rPr>
+                <w:rFonts w:ascii="Times New Roman" w:hAnsi="Times New Roman" w:eastAsia="楷体"/>
+                <w:b w:val="0"/>
+                <w:color w:val="000000"/>
+                <w:sz w:val="18"/>
+              </w:rPr>
+              <w:t>130.12</w:t>
+            </w:r>
+          </w:p>
+        </w:tc>
+        <w:tc>
+          <w:tcPr>
+            <w:tcW w:type="dxa" w:w="1344"/>
+            <w:vAlign w:val="center"/>
+            <w:tcBorders>
+              <w:top w:val="single" w:sz="4" w:color="A6A6A6"/>
+              <w:left w:val="single" w:sz="4" w:color="A6A6A6"/>
+              <w:bottom w:val="single" w:sz="4" w:color="A6A6A6"/>
+              <w:right w:val="single" w:sz="4" w:color="A6A6A6"/>
+            </w:tcBorders>
+          </w:tcPr>
+          <w:p>
+            <w:pPr>
+              <w:spacing w:before="0" w:after="0" w:line="276" w:lineRule="auto"/>
+              <w:ind w:firstLine="0"/>
+              <w:jc w:val="center"/>
+            </w:pPr>
+            <w:r/>
+            <w:r>
+              <w:rPr>
+                <w:rFonts w:ascii="Times New Roman" w:hAnsi="Times New Roman" w:eastAsia="楷体"/>
+                <w:b w:val="0"/>
+                <w:color w:val="000000"/>
+                <w:sz w:val="18"/>
+              </w:rPr>
+              <w:t>568.72</w:t>
+            </w:r>
+          </w:p>
+        </w:tc>
+      </w:tr>
+      <w:tr>
+        <w:tc>
+          <w:tcPr>
+            <w:tcW w:type="dxa" w:w="1344"/>
+            <w:vAlign w:val="center"/>
+            <w:tcBorders>
+              <w:top w:val="single" w:sz="4" w:color="A6A6A6"/>
+              <w:left w:val="single" w:sz="4" w:color="A6A6A6"/>
+              <w:bottom w:val="single" w:sz="4" w:color="A6A6A6"/>
+              <w:right w:val="single" w:sz="4" w:color="A6A6A6"/>
+            </w:tcBorders>
+          </w:tcPr>
+          <w:p>
+            <w:pPr>
+              <w:spacing w:before="0" w:after="0" w:line="276" w:lineRule="auto"/>
+              <w:ind w:firstLine="0"/>
+              <w:jc w:val="left"/>
+            </w:pPr>
+            <w:r/>
+            <w:r>
+              <w:rPr>
+                <w:rFonts w:ascii="Times New Roman" w:hAnsi="Times New Roman" w:eastAsia="楷体"/>
+                <w:b w:val="0"/>
+                <w:color w:val="000000"/>
+                <w:sz w:val="18"/>
+              </w:rPr>
+              <w:t>清远市</w:t>
+            </w:r>
+          </w:p>
+        </w:tc>
+        <w:tc>
+          <w:tcPr>
+            <w:tcW w:type="dxa" w:w="1344"/>
+            <w:vAlign w:val="center"/>
+            <w:tcBorders>
+              <w:top w:val="single" w:sz="4" w:color="A6A6A6"/>
+              <w:left w:val="single" w:sz="4" w:color="A6A6A6"/>
+              <w:bottom w:val="single" w:sz="4" w:color="A6A6A6"/>
+              <w:right w:val="single" w:sz="4" w:color="A6A6A6"/>
+            </w:tcBorders>
+          </w:tcPr>
+          <w:p>
+            <w:pPr>
+              <w:spacing w:before="0" w:after="0" w:line="276" w:lineRule="auto"/>
+              <w:ind w:firstLine="0"/>
+              <w:jc w:val="center"/>
+            </w:pPr>
+            <w:r/>
+            <w:r>
+              <w:rPr>
+                <w:rFonts w:ascii="Times New Roman" w:hAnsi="Times New Roman" w:eastAsia="楷体"/>
+                <w:b w:val="0"/>
+                <w:color w:val="000000"/>
+                <w:sz w:val="18"/>
+              </w:rPr>
+              <w:t>2,317.47</w:t>
             </w:r>
           </w:p>
         </w:tc>
@@ -2938,7 +3143,7 @@
                 <w:color w:val="000000"/>
                 <w:sz w:val="18"/>
               </w:rPr>
-              <w:t>11.9:33.9:54.2</w:t>
+              <w:t xml:space="preserve"> </w:t>
             </w:r>
           </w:p>
         </w:tc>
@@ -2967,7 +3172,7 @@
                 <w:color w:val="000000"/>
                 <w:sz w:val="18"/>
               </w:rPr>
-              <w:t>56.78</w:t>
+              <w:t>208.12</w:t>
             </w:r>
           </w:p>
         </w:tc>
@@ -3027,7 +3232,7 @@
                 <w:color w:val="000000"/>
                 <w:sz w:val="18"/>
               </w:rPr>
-              <w:t>德宏傣族景颇族自治州</w:t>
+              <w:t>韶关市</w:t>
             </w:r>
           </w:p>
         </w:tc>
@@ -3056,7 +3261,7 @@
                 <w:color w:val="000000"/>
                 <w:sz w:val="18"/>
               </w:rPr>
-              <w:t>648.07</w:t>
+              <w:t>1,705.10</w:t>
             </w:r>
           </w:p>
         </w:tc>
@@ -3085,7 +3290,7 @@
                 <w:color w:val="000000"/>
                 <w:sz w:val="18"/>
               </w:rPr>
-              <w:t>—</w:t>
+              <w:t>5.99</w:t>
             </w:r>
           </w:p>
         </w:tc>
@@ -3114,7 +3319,7 @@
                 <w:color w:val="000000"/>
                 <w:sz w:val="18"/>
               </w:rPr>
-              <w:t>4.00%</w:t>
+              <w:t>3.60%</w:t>
             </w:r>
           </w:p>
         </w:tc>
@@ -3143,7 +3348,7 @@
                 <w:color w:val="000000"/>
                 <w:sz w:val="18"/>
               </w:rPr>
-              <w:t xml:space="preserve"> </w:t>
+              <w:t>15.2:31.1:53.7</w:t>
             </w:r>
           </w:p>
         </w:tc>
@@ -3172,7 +3377,7 @@
                 <w:color w:val="000000"/>
                 <w:sz w:val="18"/>
               </w:rPr>
-              <w:t>35.59</w:t>
+              <w:t>120.14</w:t>
             </w:r>
           </w:p>
         </w:tc>
@@ -3201,7 +3406,7 @@
                 <w:color w:val="000000"/>
                 <w:sz w:val="18"/>
               </w:rPr>
-              <w:t>—</w:t>
+              <w:t>283.39</w:t>
             </w:r>
           </w:p>
         </w:tc>
@@ -3232,7 +3437,7 @@
                 <w:color w:val="000000"/>
                 <w:sz w:val="18"/>
               </w:rPr>
-              <w:t>迪庆藏族自治州</w:t>
+              <w:t>阳江市</w:t>
             </w:r>
           </w:p>
         </w:tc>
@@ -3261,7 +3466,7 @@
                 <w:color w:val="000000"/>
                 <w:sz w:val="18"/>
               </w:rPr>
-              <w:t>316.65</w:t>
+              <w:t>1,671.22</w:t>
             </w:r>
           </w:p>
         </w:tc>
@@ -3290,212 +3495,7 @@
                 <w:color w:val="000000"/>
                 <w:sz w:val="18"/>
               </w:rPr>
-              <w:t>—</w:t>
-            </w:r>
-          </w:p>
-        </w:tc>
-        <w:tc>
-          <w:tcPr>
-            <w:tcW w:type="dxa" w:w="1344"/>
-            <w:vAlign w:val="center"/>
-            <w:tcBorders>
-              <w:top w:val="single" w:sz="4" w:color="A6A6A6"/>
-              <w:left w:val="single" w:sz="4" w:color="A6A6A6"/>
-              <w:bottom w:val="single" w:sz="4" w:color="A6A6A6"/>
-              <w:right w:val="single" w:sz="4" w:color="A6A6A6"/>
-            </w:tcBorders>
-          </w:tcPr>
-          <w:p>
-            <w:pPr>
-              <w:spacing w:before="0" w:after="0" w:line="276" w:lineRule="auto"/>
-              <w:ind w:firstLine="0"/>
-              <w:jc w:val="center"/>
-            </w:pPr>
-            <w:r/>
-            <w:r>
-              <w:rPr>
-                <w:rFonts w:ascii="Times New Roman" w:hAnsi="Times New Roman" w:eastAsia="楷体"/>
-                <w:b w:val="0"/>
-                <w:color w:val="000000"/>
-                <w:sz w:val="18"/>
-              </w:rPr>
-              <w:t>3.00%</w:t>
-            </w:r>
-          </w:p>
-        </w:tc>
-        <w:tc>
-          <w:tcPr>
-            <w:tcW w:type="dxa" w:w="1344"/>
-            <w:vAlign w:val="center"/>
-            <w:tcBorders>
-              <w:top w:val="single" w:sz="4" w:color="A6A6A6"/>
-              <w:left w:val="single" w:sz="4" w:color="A6A6A6"/>
-              <w:bottom w:val="single" w:sz="4" w:color="A6A6A6"/>
-              <w:right w:val="single" w:sz="4" w:color="A6A6A6"/>
-            </w:tcBorders>
-          </w:tcPr>
-          <w:p>
-            <w:pPr>
-              <w:spacing w:before="0" w:after="0" w:line="276" w:lineRule="auto"/>
-              <w:ind w:firstLine="0"/>
-              <w:jc w:val="center"/>
-            </w:pPr>
-            <w:r/>
-            <w:r>
-              <w:rPr>
-                <w:rFonts w:ascii="Times New Roman" w:hAnsi="Times New Roman" w:eastAsia="楷体"/>
-                <w:b w:val="0"/>
-                <w:color w:val="000000"/>
-                <w:sz w:val="18"/>
-              </w:rPr>
-              <w:t xml:space="preserve"> </w:t>
-            </w:r>
-          </w:p>
-        </w:tc>
-        <w:tc>
-          <w:tcPr>
-            <w:tcW w:type="dxa" w:w="1344"/>
-            <w:vAlign w:val="center"/>
-            <w:tcBorders>
-              <w:top w:val="single" w:sz="4" w:color="A6A6A6"/>
-              <w:left w:val="single" w:sz="4" w:color="A6A6A6"/>
-              <w:bottom w:val="single" w:sz="4" w:color="A6A6A6"/>
-              <w:right w:val="single" w:sz="4" w:color="A6A6A6"/>
-            </w:tcBorders>
-          </w:tcPr>
-          <w:p>
-            <w:pPr>
-              <w:spacing w:before="0" w:after="0" w:line="276" w:lineRule="auto"/>
-              <w:ind w:firstLine="0"/>
-              <w:jc w:val="center"/>
-            </w:pPr>
-            <w:r/>
-            <w:r>
-              <w:rPr>
-                <w:rFonts w:ascii="Times New Roman" w:hAnsi="Times New Roman" w:eastAsia="楷体"/>
-                <w:b w:val="0"/>
-                <w:color w:val="000000"/>
-                <w:sz w:val="18"/>
-              </w:rPr>
-              <w:t>18.49</w:t>
-            </w:r>
-          </w:p>
-        </w:tc>
-        <w:tc>
-          <w:tcPr>
-            <w:tcW w:type="dxa" w:w="1344"/>
-            <w:vAlign w:val="center"/>
-            <w:tcBorders>
-              <w:top w:val="single" w:sz="4" w:color="A6A6A6"/>
-              <w:left w:val="single" w:sz="4" w:color="A6A6A6"/>
-              <w:bottom w:val="single" w:sz="4" w:color="A6A6A6"/>
-              <w:right w:val="single" w:sz="4" w:color="A6A6A6"/>
-            </w:tcBorders>
-          </w:tcPr>
-          <w:p>
-            <w:pPr>
-              <w:spacing w:before="0" w:after="0" w:line="276" w:lineRule="auto"/>
-              <w:ind w:firstLine="0"/>
-              <w:jc w:val="center"/>
-            </w:pPr>
-            <w:r/>
-            <w:r>
-              <w:rPr>
-                <w:rFonts w:ascii="Times New Roman" w:hAnsi="Times New Roman" w:eastAsia="楷体"/>
-                <w:b w:val="0"/>
-                <w:color w:val="000000"/>
-                <w:sz w:val="18"/>
-              </w:rPr>
-              <w:t>—</w:t>
-            </w:r>
-          </w:p>
-        </w:tc>
-      </w:tr>
-      <w:tr>
-        <w:tc>
-          <w:tcPr>
-            <w:tcW w:type="dxa" w:w="1344"/>
-            <w:vAlign w:val="center"/>
-            <w:tcBorders>
-              <w:top w:val="single" w:sz="4" w:color="A6A6A6"/>
-              <w:left w:val="single" w:sz="4" w:color="A6A6A6"/>
-              <w:bottom w:val="single" w:sz="4" w:color="A6A6A6"/>
-              <w:right w:val="single" w:sz="4" w:color="A6A6A6"/>
-            </w:tcBorders>
-          </w:tcPr>
-          <w:p>
-            <w:pPr>
-              <w:spacing w:before="0" w:after="0" w:line="276" w:lineRule="auto"/>
-              <w:ind w:firstLine="0"/>
-              <w:jc w:val="left"/>
-            </w:pPr>
-            <w:r/>
-            <w:r>
-              <w:rPr>
-                <w:rFonts w:ascii="Times New Roman" w:hAnsi="Times New Roman" w:eastAsia="楷体"/>
-                <w:b w:val="0"/>
-                <w:color w:val="000000"/>
-                <w:sz w:val="18"/>
-              </w:rPr>
-              <w:t>怒江傈僳族自治州</w:t>
-            </w:r>
-          </w:p>
-        </w:tc>
-        <w:tc>
-          <w:tcPr>
-            <w:tcW w:type="dxa" w:w="1344"/>
-            <w:vAlign w:val="center"/>
-            <w:tcBorders>
-              <w:top w:val="single" w:sz="4" w:color="A6A6A6"/>
-              <w:left w:val="single" w:sz="4" w:color="A6A6A6"/>
-              <w:bottom w:val="single" w:sz="4" w:color="A6A6A6"/>
-              <w:right w:val="single" w:sz="4" w:color="A6A6A6"/>
-            </w:tcBorders>
-          </w:tcPr>
-          <w:p>
-            <w:pPr>
-              <w:spacing w:before="0" w:after="0" w:line="276" w:lineRule="auto"/>
-              <w:ind w:firstLine="0"/>
-              <w:jc w:val="center"/>
-            </w:pPr>
-            <w:r/>
-            <w:r>
-              <w:rPr>
-                <w:rFonts w:ascii="Times New Roman" w:hAnsi="Times New Roman" w:eastAsia="楷体"/>
-                <w:b w:val="0"/>
-                <w:color w:val="000000"/>
-                <w:sz w:val="18"/>
-              </w:rPr>
-              <w:t>288.98</w:t>
-            </w:r>
-          </w:p>
-        </w:tc>
-        <w:tc>
-          <w:tcPr>
-            <w:tcW w:type="dxa" w:w="1344"/>
-            <w:vAlign w:val="center"/>
-            <w:tcBorders>
-              <w:top w:val="single" w:sz="4" w:color="A6A6A6"/>
-              <w:left w:val="single" w:sz="4" w:color="A6A6A6"/>
-              <w:bottom w:val="single" w:sz="4" w:color="A6A6A6"/>
-              <w:right w:val="single" w:sz="4" w:color="A6A6A6"/>
-            </w:tcBorders>
-          </w:tcPr>
-          <w:p>
-            <w:pPr>
-              <w:spacing w:before="0" w:after="0" w:line="276" w:lineRule="auto"/>
-              <w:ind w:firstLine="0"/>
-              <w:jc w:val="center"/>
-            </w:pPr>
-            <w:r/>
-            <w:r>
-              <w:rPr>
-                <w:rFonts w:ascii="Times New Roman" w:hAnsi="Times New Roman" w:eastAsia="楷体"/>
-                <w:b w:val="0"/>
-                <w:color w:val="000000"/>
-                <w:sz w:val="18"/>
-              </w:rPr>
-              <w:t>5.30</w:t>
+              <w:t>6.36</w:t>
             </w:r>
           </w:p>
         </w:tc>
@@ -3582,7 +3582,417 @@
                 <w:color w:val="000000"/>
                 <w:sz w:val="18"/>
               </w:rPr>
-              <w:t>14.34</w:t>
+              <w:t>115.37</w:t>
+            </w:r>
+          </w:p>
+        </w:tc>
+        <w:tc>
+          <w:tcPr>
+            <w:tcW w:type="dxa" w:w="1344"/>
+            <w:vAlign w:val="center"/>
+            <w:tcBorders>
+              <w:top w:val="single" w:sz="4" w:color="A6A6A6"/>
+              <w:left w:val="single" w:sz="4" w:color="A6A6A6"/>
+              <w:bottom w:val="single" w:sz="4" w:color="A6A6A6"/>
+              <w:right w:val="single" w:sz="4" w:color="A6A6A6"/>
+            </w:tcBorders>
+          </w:tcPr>
+          <w:p>
+            <w:pPr>
+              <w:spacing w:before="0" w:after="0" w:line="276" w:lineRule="auto"/>
+              <w:ind w:firstLine="0"/>
+              <w:jc w:val="center"/>
+            </w:pPr>
+            <w:r/>
+            <w:r>
+              <w:rPr>
+                <w:rFonts w:ascii="Times New Roman" w:hAnsi="Times New Roman" w:eastAsia="楷体"/>
+                <w:b w:val="0"/>
+                <w:color w:val="000000"/>
+                <w:sz w:val="18"/>
+              </w:rPr>
+              <w:t>262.86</w:t>
+            </w:r>
+          </w:p>
+        </w:tc>
+      </w:tr>
+      <w:tr>
+        <w:tc>
+          <w:tcPr>
+            <w:tcW w:type="dxa" w:w="1344"/>
+            <w:vAlign w:val="center"/>
+            <w:tcBorders>
+              <w:top w:val="single" w:sz="4" w:color="A6A6A6"/>
+              <w:left w:val="single" w:sz="4" w:color="A6A6A6"/>
+              <w:bottom w:val="single" w:sz="4" w:color="A6A6A6"/>
+              <w:right w:val="single" w:sz="4" w:color="A6A6A6"/>
+            </w:tcBorders>
+          </w:tcPr>
+          <w:p>
+            <w:pPr>
+              <w:spacing w:before="0" w:after="0" w:line="276" w:lineRule="auto"/>
+              <w:ind w:firstLine="0"/>
+              <w:jc w:val="left"/>
+            </w:pPr>
+            <w:r/>
+            <w:r>
+              <w:rPr>
+                <w:rFonts w:ascii="Times New Roman" w:hAnsi="Times New Roman" w:eastAsia="楷体"/>
+                <w:b w:val="0"/>
+                <w:color w:val="000000"/>
+                <w:sz w:val="18"/>
+              </w:rPr>
+              <w:t>梅州市</w:t>
+            </w:r>
+          </w:p>
+        </w:tc>
+        <w:tc>
+          <w:tcPr>
+            <w:tcW w:type="dxa" w:w="1344"/>
+            <w:vAlign w:val="center"/>
+            <w:tcBorders>
+              <w:top w:val="single" w:sz="4" w:color="A6A6A6"/>
+              <w:left w:val="single" w:sz="4" w:color="A6A6A6"/>
+              <w:bottom w:val="single" w:sz="4" w:color="A6A6A6"/>
+              <w:right w:val="single" w:sz="4" w:color="A6A6A6"/>
+            </w:tcBorders>
+          </w:tcPr>
+          <w:p>
+            <w:pPr>
+              <w:spacing w:before="0" w:after="0" w:line="276" w:lineRule="auto"/>
+              <w:ind w:firstLine="0"/>
+              <w:jc w:val="center"/>
+            </w:pPr>
+            <w:r/>
+            <w:r>
+              <w:rPr>
+                <w:rFonts w:ascii="Times New Roman" w:hAnsi="Times New Roman" w:eastAsia="楷体"/>
+                <w:b w:val="0"/>
+                <w:color w:val="000000"/>
+                <w:sz w:val="18"/>
+              </w:rPr>
+              <w:t>1,583.23</w:t>
+            </w:r>
+          </w:p>
+        </w:tc>
+        <w:tc>
+          <w:tcPr>
+            <w:tcW w:type="dxa" w:w="1344"/>
+            <w:vAlign w:val="center"/>
+            <w:tcBorders>
+              <w:top w:val="single" w:sz="4" w:color="A6A6A6"/>
+              <w:left w:val="single" w:sz="4" w:color="A6A6A6"/>
+              <w:bottom w:val="single" w:sz="4" w:color="A6A6A6"/>
+              <w:right w:val="single" w:sz="4" w:color="A6A6A6"/>
+            </w:tcBorders>
+          </w:tcPr>
+          <w:p>
+            <w:pPr>
+              <w:spacing w:before="0" w:after="0" w:line="276" w:lineRule="auto"/>
+              <w:ind w:firstLine="0"/>
+              <w:jc w:val="center"/>
+            </w:pPr>
+            <w:r/>
+            <w:r>
+              <w:rPr>
+                <w:rFonts w:ascii="Times New Roman" w:hAnsi="Times New Roman" w:eastAsia="楷体"/>
+                <w:b w:val="0"/>
+                <w:color w:val="000000"/>
+                <w:sz w:val="18"/>
+              </w:rPr>
+              <w:t>4.14</w:t>
+            </w:r>
+          </w:p>
+        </w:tc>
+        <w:tc>
+          <w:tcPr>
+            <w:tcW w:type="dxa" w:w="1344"/>
+            <w:vAlign w:val="center"/>
+            <w:tcBorders>
+              <w:top w:val="single" w:sz="4" w:color="A6A6A6"/>
+              <w:left w:val="single" w:sz="4" w:color="A6A6A6"/>
+              <w:bottom w:val="single" w:sz="4" w:color="A6A6A6"/>
+              <w:right w:val="single" w:sz="4" w:color="A6A6A6"/>
+            </w:tcBorders>
+          </w:tcPr>
+          <w:p>
+            <w:pPr>
+              <w:spacing w:before="0" w:after="0" w:line="276" w:lineRule="auto"/>
+              <w:ind w:firstLine="0"/>
+              <w:jc w:val="center"/>
+            </w:pPr>
+            <w:r/>
+            <w:r>
+              <w:rPr>
+                <w:rFonts w:ascii="Times New Roman" w:hAnsi="Times New Roman" w:eastAsia="楷体"/>
+                <w:b w:val="0"/>
+                <w:color w:val="000000"/>
+                <w:sz w:val="18"/>
+              </w:rPr>
+              <w:t>5.80%</w:t>
+            </w:r>
+          </w:p>
+        </w:tc>
+        <w:tc>
+          <w:tcPr>
+            <w:tcW w:type="dxa" w:w="1344"/>
+            <w:vAlign w:val="center"/>
+            <w:tcBorders>
+              <w:top w:val="single" w:sz="4" w:color="A6A6A6"/>
+              <w:left w:val="single" w:sz="4" w:color="A6A6A6"/>
+              <w:bottom w:val="single" w:sz="4" w:color="A6A6A6"/>
+              <w:right w:val="single" w:sz="4" w:color="A6A6A6"/>
+            </w:tcBorders>
+          </w:tcPr>
+          <w:p>
+            <w:pPr>
+              <w:spacing w:before="0" w:after="0" w:line="276" w:lineRule="auto"/>
+              <w:ind w:firstLine="0"/>
+              <w:jc w:val="center"/>
+            </w:pPr>
+            <w:r/>
+            <w:r>
+              <w:rPr>
+                <w:rFonts w:ascii="Times New Roman" w:hAnsi="Times New Roman" w:eastAsia="楷体"/>
+                <w:b w:val="0"/>
+                <w:color w:val="000000"/>
+                <w:sz w:val="18"/>
+              </w:rPr>
+              <w:t>17.9:29.7:52.4</w:t>
+            </w:r>
+          </w:p>
+        </w:tc>
+        <w:tc>
+          <w:tcPr>
+            <w:tcW w:type="dxa" w:w="1344"/>
+            <w:vAlign w:val="center"/>
+            <w:tcBorders>
+              <w:top w:val="single" w:sz="4" w:color="A6A6A6"/>
+              <w:left w:val="single" w:sz="4" w:color="A6A6A6"/>
+              <w:bottom w:val="single" w:sz="4" w:color="A6A6A6"/>
+              <w:right w:val="single" w:sz="4" w:color="A6A6A6"/>
+            </w:tcBorders>
+          </w:tcPr>
+          <w:p>
+            <w:pPr>
+              <w:spacing w:before="0" w:after="0" w:line="276" w:lineRule="auto"/>
+              <w:ind w:firstLine="0"/>
+              <w:jc w:val="center"/>
+            </w:pPr>
+            <w:r/>
+            <w:r>
+              <w:rPr>
+                <w:rFonts w:ascii="Times New Roman" w:hAnsi="Times New Roman" w:eastAsia="楷体"/>
+                <w:b w:val="0"/>
+                <w:color w:val="000000"/>
+                <w:sz w:val="18"/>
+              </w:rPr>
+              <w:t>121.35</w:t>
+            </w:r>
+          </w:p>
+        </w:tc>
+        <w:tc>
+          <w:tcPr>
+            <w:tcW w:type="dxa" w:w="1344"/>
+            <w:vAlign w:val="center"/>
+            <w:tcBorders>
+              <w:top w:val="single" w:sz="4" w:color="A6A6A6"/>
+              <w:left w:val="single" w:sz="4" w:color="A6A6A6"/>
+              <w:bottom w:val="single" w:sz="4" w:color="A6A6A6"/>
+              <w:right w:val="single" w:sz="4" w:color="A6A6A6"/>
+            </w:tcBorders>
+          </w:tcPr>
+          <w:p>
+            <w:pPr>
+              <w:spacing w:before="0" w:after="0" w:line="276" w:lineRule="auto"/>
+              <w:ind w:firstLine="0"/>
+              <w:jc w:val="center"/>
+            </w:pPr>
+            <w:r/>
+            <w:r>
+              <w:rPr>
+                <w:rFonts w:ascii="Times New Roman" w:hAnsi="Times New Roman" w:eastAsia="楷体"/>
+                <w:b w:val="0"/>
+                <w:color w:val="000000"/>
+                <w:sz w:val="18"/>
+              </w:rPr>
+              <w:t>381.56</w:t>
+            </w:r>
+          </w:p>
+        </w:tc>
+      </w:tr>
+      <w:tr>
+        <w:tc>
+          <w:tcPr>
+            <w:tcW w:type="dxa" w:w="1344"/>
+            <w:vAlign w:val="center"/>
+            <w:tcBorders>
+              <w:top w:val="single" w:sz="4" w:color="A6A6A6"/>
+              <w:left w:val="single" w:sz="4" w:color="A6A6A6"/>
+              <w:bottom w:val="single" w:sz="4" w:color="A6A6A6"/>
+              <w:right w:val="single" w:sz="4" w:color="A6A6A6"/>
+            </w:tcBorders>
+          </w:tcPr>
+          <w:p>
+            <w:pPr>
+              <w:spacing w:before="0" w:after="0" w:line="276" w:lineRule="auto"/>
+              <w:ind w:firstLine="0"/>
+              <w:jc w:val="left"/>
+            </w:pPr>
+            <w:r/>
+            <w:r>
+              <w:rPr>
+                <w:rFonts w:ascii="Times New Roman" w:hAnsi="Times New Roman" w:eastAsia="楷体"/>
+                <w:b w:val="0"/>
+                <w:color w:val="000000"/>
+                <w:sz w:val="18"/>
+              </w:rPr>
+              <w:t>汕尾市</w:t>
+            </w:r>
+          </w:p>
+        </w:tc>
+        <w:tc>
+          <w:tcPr>
+            <w:tcW w:type="dxa" w:w="1344"/>
+            <w:vAlign w:val="center"/>
+            <w:tcBorders>
+              <w:top w:val="single" w:sz="4" w:color="A6A6A6"/>
+              <w:left w:val="single" w:sz="4" w:color="A6A6A6"/>
+              <w:bottom w:val="single" w:sz="4" w:color="A6A6A6"/>
+              <w:right w:val="single" w:sz="4" w:color="A6A6A6"/>
+            </w:tcBorders>
+          </w:tcPr>
+          <w:p>
+            <w:pPr>
+              <w:spacing w:before="0" w:after="0" w:line="276" w:lineRule="auto"/>
+              <w:ind w:firstLine="0"/>
+              <w:jc w:val="center"/>
+            </w:pPr>
+            <w:r/>
+            <w:r>
+              <w:rPr>
+                <w:rFonts w:ascii="Times New Roman" w:hAnsi="Times New Roman" w:eastAsia="楷体"/>
+                <w:b w:val="0"/>
+                <w:color w:val="000000"/>
+                <w:sz w:val="18"/>
+              </w:rPr>
+              <w:t>1,546.30</w:t>
+            </w:r>
+          </w:p>
+        </w:tc>
+        <w:tc>
+          <w:tcPr>
+            <w:tcW w:type="dxa" w:w="1344"/>
+            <w:vAlign w:val="center"/>
+            <w:tcBorders>
+              <w:top w:val="single" w:sz="4" w:color="A6A6A6"/>
+              <w:left w:val="single" w:sz="4" w:color="A6A6A6"/>
+              <w:bottom w:val="single" w:sz="4" w:color="A6A6A6"/>
+              <w:right w:val="single" w:sz="4" w:color="A6A6A6"/>
+            </w:tcBorders>
+          </w:tcPr>
+          <w:p>
+            <w:pPr>
+              <w:spacing w:before="0" w:after="0" w:line="276" w:lineRule="auto"/>
+              <w:ind w:firstLine="0"/>
+              <w:jc w:val="center"/>
+            </w:pPr>
+            <w:r/>
+            <w:r>
+              <w:rPr>
+                <w:rFonts w:ascii="Times New Roman" w:hAnsi="Times New Roman" w:eastAsia="楷体"/>
+                <w:b w:val="0"/>
+                <w:color w:val="000000"/>
+                <w:sz w:val="18"/>
+              </w:rPr>
+              <w:t>—</w:t>
+            </w:r>
+          </w:p>
+        </w:tc>
+        <w:tc>
+          <w:tcPr>
+            <w:tcW w:type="dxa" w:w="1344"/>
+            <w:vAlign w:val="center"/>
+            <w:tcBorders>
+              <w:top w:val="single" w:sz="4" w:color="A6A6A6"/>
+              <w:left w:val="single" w:sz="4" w:color="A6A6A6"/>
+              <w:bottom w:val="single" w:sz="4" w:color="A6A6A6"/>
+              <w:right w:val="single" w:sz="4" w:color="A6A6A6"/>
+            </w:tcBorders>
+          </w:tcPr>
+          <w:p>
+            <w:pPr>
+              <w:spacing w:before="0" w:after="0" w:line="276" w:lineRule="auto"/>
+              <w:ind w:firstLine="0"/>
+              <w:jc w:val="center"/>
+            </w:pPr>
+            <w:r/>
+            <w:r>
+              <w:rPr>
+                <w:rFonts w:ascii="Times New Roman" w:hAnsi="Times New Roman" w:eastAsia="楷体"/>
+                <w:b w:val="0"/>
+                <w:color w:val="000000"/>
+                <w:sz w:val="18"/>
+              </w:rPr>
+              <w:t>4.20%</w:t>
+            </w:r>
+          </w:p>
+        </w:tc>
+        <w:tc>
+          <w:tcPr>
+            <w:tcW w:type="dxa" w:w="1344"/>
+            <w:vAlign w:val="center"/>
+            <w:tcBorders>
+              <w:top w:val="single" w:sz="4" w:color="A6A6A6"/>
+              <w:left w:val="single" w:sz="4" w:color="A6A6A6"/>
+              <w:bottom w:val="single" w:sz="4" w:color="A6A6A6"/>
+              <w:right w:val="single" w:sz="4" w:color="A6A6A6"/>
+            </w:tcBorders>
+          </w:tcPr>
+          <w:p>
+            <w:pPr>
+              <w:spacing w:before="0" w:after="0" w:line="276" w:lineRule="auto"/>
+              <w:ind w:firstLine="0"/>
+              <w:jc w:val="center"/>
+            </w:pPr>
+            <w:r/>
+            <w:r>
+              <w:rPr>
+                <w:rFonts w:ascii="Times New Roman" w:hAnsi="Times New Roman" w:eastAsia="楷体"/>
+                <w:b w:val="0"/>
+                <w:color w:val="000000"/>
+                <w:sz w:val="18"/>
+              </w:rPr>
+              <w:t xml:space="preserve"> </w:t>
+            </w:r>
+          </w:p>
+        </w:tc>
+        <w:tc>
+          <w:tcPr>
+            <w:tcW w:type="dxa" w:w="1344"/>
+            <w:vAlign w:val="center"/>
+            <w:tcBorders>
+              <w:top w:val="single" w:sz="4" w:color="A6A6A6"/>
+              <w:left w:val="single" w:sz="4" w:color="A6A6A6"/>
+              <w:bottom w:val="single" w:sz="4" w:color="A6A6A6"/>
+              <w:right w:val="single" w:sz="4" w:color="A6A6A6"/>
+            </w:tcBorders>
+          </w:tcPr>
+          <w:p>
+            <w:pPr>
+              <w:spacing w:before="0" w:after="0" w:line="276" w:lineRule="auto"/>
+              <w:ind w:firstLine="0"/>
+              <w:jc w:val="center"/>
+            </w:pPr>
+            <w:r/>
+            <w:r>
+              <w:rPr>
+                <w:rFonts w:ascii="Times New Roman" w:hAnsi="Times New Roman" w:eastAsia="楷体"/>
+                <w:b w:val="0"/>
+                <w:color w:val="000000"/>
+                <w:sz w:val="18"/>
+              </w:rPr>
+              <w:t>90.38</w:t>
             </w:r>
           </w:p>
         </w:tc>
@@ -3616,6 +4026,621 @@
           </w:p>
         </w:tc>
       </w:tr>
+      <w:tr>
+        <w:tc>
+          <w:tcPr>
+            <w:tcW w:type="dxa" w:w="1344"/>
+            <w:vAlign w:val="center"/>
+            <w:tcBorders>
+              <w:top w:val="single" w:sz="4" w:color="A6A6A6"/>
+              <w:left w:val="single" w:sz="4" w:color="A6A6A6"/>
+              <w:bottom w:val="single" w:sz="4" w:color="A6A6A6"/>
+              <w:right w:val="single" w:sz="4" w:color="A6A6A6"/>
+            </w:tcBorders>
+          </w:tcPr>
+          <w:p>
+            <w:pPr>
+              <w:spacing w:before="0" w:after="0" w:line="276" w:lineRule="auto"/>
+              <w:ind w:firstLine="0"/>
+              <w:jc w:val="left"/>
+            </w:pPr>
+            <w:r/>
+            <w:r>
+              <w:rPr>
+                <w:rFonts w:ascii="Times New Roman" w:hAnsi="Times New Roman" w:eastAsia="楷体"/>
+                <w:b w:val="0"/>
+                <w:color w:val="000000"/>
+                <w:sz w:val="18"/>
+              </w:rPr>
+              <w:t>潮州市</w:t>
+            </w:r>
+          </w:p>
+        </w:tc>
+        <w:tc>
+          <w:tcPr>
+            <w:tcW w:type="dxa" w:w="1344"/>
+            <w:vAlign w:val="center"/>
+            <w:tcBorders>
+              <w:top w:val="single" w:sz="4" w:color="A6A6A6"/>
+              <w:left w:val="single" w:sz="4" w:color="A6A6A6"/>
+              <w:bottom w:val="single" w:sz="4" w:color="A6A6A6"/>
+              <w:right w:val="single" w:sz="4" w:color="A6A6A6"/>
+            </w:tcBorders>
+          </w:tcPr>
+          <w:p>
+            <w:pPr>
+              <w:spacing w:before="0" w:after="0" w:line="276" w:lineRule="auto"/>
+              <w:ind w:firstLine="0"/>
+              <w:jc w:val="center"/>
+            </w:pPr>
+            <w:r/>
+            <w:r>
+              <w:rPr>
+                <w:rFonts w:ascii="Times New Roman" w:hAnsi="Times New Roman" w:eastAsia="楷体"/>
+                <w:b w:val="0"/>
+                <w:color w:val="000000"/>
+                <w:sz w:val="18"/>
+              </w:rPr>
+              <w:t>1,452.17</w:t>
+            </w:r>
+          </w:p>
+        </w:tc>
+        <w:tc>
+          <w:tcPr>
+            <w:tcW w:type="dxa" w:w="1344"/>
+            <w:vAlign w:val="center"/>
+            <w:tcBorders>
+              <w:top w:val="single" w:sz="4" w:color="A6A6A6"/>
+              <w:left w:val="single" w:sz="4" w:color="A6A6A6"/>
+              <w:bottom w:val="single" w:sz="4" w:color="A6A6A6"/>
+              <w:right w:val="single" w:sz="4" w:color="A6A6A6"/>
+            </w:tcBorders>
+          </w:tcPr>
+          <w:p>
+            <w:pPr>
+              <w:spacing w:before="0" w:after="0" w:line="276" w:lineRule="auto"/>
+              <w:ind w:firstLine="0"/>
+              <w:jc w:val="center"/>
+            </w:pPr>
+            <w:r/>
+            <w:r>
+              <w:rPr>
+                <w:rFonts w:ascii="Times New Roman" w:hAnsi="Times New Roman" w:eastAsia="楷体"/>
+                <w:b w:val="0"/>
+                <w:color w:val="000000"/>
+                <w:sz w:val="18"/>
+              </w:rPr>
+              <w:t>5.63</w:t>
+            </w:r>
+          </w:p>
+        </w:tc>
+        <w:tc>
+          <w:tcPr>
+            <w:tcW w:type="dxa" w:w="1344"/>
+            <w:vAlign w:val="center"/>
+            <w:tcBorders>
+              <w:top w:val="single" w:sz="4" w:color="A6A6A6"/>
+              <w:left w:val="single" w:sz="4" w:color="A6A6A6"/>
+              <w:bottom w:val="single" w:sz="4" w:color="A6A6A6"/>
+              <w:right w:val="single" w:sz="4" w:color="A6A6A6"/>
+            </w:tcBorders>
+          </w:tcPr>
+          <w:p>
+            <w:pPr>
+              <w:spacing w:before="0" w:after="0" w:line="276" w:lineRule="auto"/>
+              <w:ind w:firstLine="0"/>
+              <w:jc w:val="center"/>
+            </w:pPr>
+            <w:r/>
+            <w:r>
+              <w:rPr>
+                <w:rFonts w:ascii="Times New Roman" w:hAnsi="Times New Roman" w:eastAsia="楷体"/>
+                <w:b w:val="0"/>
+                <w:color w:val="000000"/>
+                <w:sz w:val="18"/>
+              </w:rPr>
+              <w:t>4.70%</w:t>
+            </w:r>
+          </w:p>
+        </w:tc>
+        <w:tc>
+          <w:tcPr>
+            <w:tcW w:type="dxa" w:w="1344"/>
+            <w:vAlign w:val="center"/>
+            <w:tcBorders>
+              <w:top w:val="single" w:sz="4" w:color="A6A6A6"/>
+              <w:left w:val="single" w:sz="4" w:color="A6A6A6"/>
+              <w:bottom w:val="single" w:sz="4" w:color="A6A6A6"/>
+              <w:right w:val="single" w:sz="4" w:color="A6A6A6"/>
+            </w:tcBorders>
+          </w:tcPr>
+          <w:p>
+            <w:pPr>
+              <w:spacing w:before="0" w:after="0" w:line="276" w:lineRule="auto"/>
+              <w:ind w:firstLine="0"/>
+              <w:jc w:val="center"/>
+            </w:pPr>
+            <w:r/>
+            <w:r>
+              <w:rPr>
+                <w:rFonts w:ascii="Times New Roman" w:hAnsi="Times New Roman" w:eastAsia="楷体"/>
+                <w:b w:val="0"/>
+                <w:color w:val="000000"/>
+                <w:sz w:val="18"/>
+              </w:rPr>
+              <w:t>9.8:44.5:45.7</w:t>
+            </w:r>
+          </w:p>
+        </w:tc>
+        <w:tc>
+          <w:tcPr>
+            <w:tcW w:type="dxa" w:w="1344"/>
+            <w:vAlign w:val="center"/>
+            <w:tcBorders>
+              <w:top w:val="single" w:sz="4" w:color="A6A6A6"/>
+              <w:left w:val="single" w:sz="4" w:color="A6A6A6"/>
+              <w:bottom w:val="single" w:sz="4" w:color="A6A6A6"/>
+              <w:right w:val="single" w:sz="4" w:color="A6A6A6"/>
+            </w:tcBorders>
+          </w:tcPr>
+          <w:p>
+            <w:pPr>
+              <w:spacing w:before="0" w:after="0" w:line="276" w:lineRule="auto"/>
+              <w:ind w:firstLine="0"/>
+              <w:jc w:val="center"/>
+            </w:pPr>
+            <w:r/>
+            <w:r>
+              <w:rPr>
+                <w:rFonts w:ascii="Times New Roman" w:hAnsi="Times New Roman" w:eastAsia="楷体"/>
+                <w:b w:val="0"/>
+                <w:color w:val="000000"/>
+                <w:sz w:val="18"/>
+              </w:rPr>
+              <w:t>81.93</w:t>
+            </w:r>
+          </w:p>
+        </w:tc>
+        <w:tc>
+          <w:tcPr>
+            <w:tcW w:type="dxa" w:w="1344"/>
+            <w:vAlign w:val="center"/>
+            <w:tcBorders>
+              <w:top w:val="single" w:sz="4" w:color="A6A6A6"/>
+              <w:left w:val="single" w:sz="4" w:color="A6A6A6"/>
+              <w:bottom w:val="single" w:sz="4" w:color="A6A6A6"/>
+              <w:right w:val="single" w:sz="4" w:color="A6A6A6"/>
+            </w:tcBorders>
+          </w:tcPr>
+          <w:p>
+            <w:pPr>
+              <w:spacing w:before="0" w:after="0" w:line="276" w:lineRule="auto"/>
+              <w:ind w:firstLine="0"/>
+              <w:jc w:val="center"/>
+            </w:pPr>
+            <w:r/>
+            <w:r>
+              <w:rPr>
+                <w:rFonts w:ascii="Times New Roman" w:hAnsi="Times New Roman" w:eastAsia="楷体"/>
+                <w:b w:val="0"/>
+                <w:color w:val="000000"/>
+                <w:sz w:val="18"/>
+              </w:rPr>
+              <w:t>257.88</w:t>
+            </w:r>
+          </w:p>
+        </w:tc>
+      </w:tr>
+      <w:tr>
+        <w:tc>
+          <w:tcPr>
+            <w:tcW w:type="dxa" w:w="1344"/>
+            <w:vAlign w:val="center"/>
+            <w:tcBorders>
+              <w:top w:val="single" w:sz="4" w:color="A6A6A6"/>
+              <w:left w:val="single" w:sz="4" w:color="A6A6A6"/>
+              <w:bottom w:val="single" w:sz="4" w:color="A6A6A6"/>
+              <w:right w:val="single" w:sz="4" w:color="A6A6A6"/>
+            </w:tcBorders>
+          </w:tcPr>
+          <w:p>
+            <w:pPr>
+              <w:spacing w:before="0" w:after="0" w:line="276" w:lineRule="auto"/>
+              <w:ind w:firstLine="0"/>
+              <w:jc w:val="left"/>
+            </w:pPr>
+            <w:r/>
+            <w:r>
+              <w:rPr>
+                <w:rFonts w:ascii="Times New Roman" w:hAnsi="Times New Roman" w:eastAsia="楷体"/>
+                <w:b w:val="0"/>
+                <w:color w:val="000000"/>
+                <w:sz w:val="18"/>
+              </w:rPr>
+              <w:t>河源市</w:t>
+            </w:r>
+          </w:p>
+        </w:tc>
+        <w:tc>
+          <w:tcPr>
+            <w:tcW w:type="dxa" w:w="1344"/>
+            <w:vAlign w:val="center"/>
+            <w:tcBorders>
+              <w:top w:val="single" w:sz="4" w:color="A6A6A6"/>
+              <w:left w:val="single" w:sz="4" w:color="A6A6A6"/>
+              <w:bottom w:val="single" w:sz="4" w:color="A6A6A6"/>
+              <w:right w:val="single" w:sz="4" w:color="A6A6A6"/>
+            </w:tcBorders>
+          </w:tcPr>
+          <w:p>
+            <w:pPr>
+              <w:spacing w:before="0" w:after="0" w:line="276" w:lineRule="auto"/>
+              <w:ind w:firstLine="0"/>
+              <w:jc w:val="center"/>
+            </w:pPr>
+            <w:r/>
+            <w:r>
+              <w:rPr>
+                <w:rFonts w:ascii="Times New Roman" w:hAnsi="Times New Roman" w:eastAsia="楷体"/>
+                <w:b w:val="0"/>
+                <w:color w:val="000000"/>
+                <w:sz w:val="18"/>
+              </w:rPr>
+              <w:t>1,434.57</w:t>
+            </w:r>
+          </w:p>
+        </w:tc>
+        <w:tc>
+          <w:tcPr>
+            <w:tcW w:type="dxa" w:w="1344"/>
+            <w:vAlign w:val="center"/>
+            <w:tcBorders>
+              <w:top w:val="single" w:sz="4" w:color="A6A6A6"/>
+              <w:left w:val="single" w:sz="4" w:color="A6A6A6"/>
+              <w:bottom w:val="single" w:sz="4" w:color="A6A6A6"/>
+              <w:right w:val="single" w:sz="4" w:color="A6A6A6"/>
+            </w:tcBorders>
+          </w:tcPr>
+          <w:p>
+            <w:pPr>
+              <w:spacing w:before="0" w:after="0" w:line="276" w:lineRule="auto"/>
+              <w:ind w:firstLine="0"/>
+              <w:jc w:val="center"/>
+            </w:pPr>
+            <w:r/>
+            <w:r>
+              <w:rPr>
+                <w:rFonts w:ascii="Times New Roman" w:hAnsi="Times New Roman" w:eastAsia="楷体"/>
+                <w:b w:val="0"/>
+                <w:color w:val="000000"/>
+                <w:sz w:val="18"/>
+              </w:rPr>
+              <w:t>5.08</w:t>
+            </w:r>
+          </w:p>
+        </w:tc>
+        <w:tc>
+          <w:tcPr>
+            <w:tcW w:type="dxa" w:w="1344"/>
+            <w:vAlign w:val="center"/>
+            <w:tcBorders>
+              <w:top w:val="single" w:sz="4" w:color="A6A6A6"/>
+              <w:left w:val="single" w:sz="4" w:color="A6A6A6"/>
+              <w:bottom w:val="single" w:sz="4" w:color="A6A6A6"/>
+              <w:right w:val="single" w:sz="4" w:color="A6A6A6"/>
+            </w:tcBorders>
+          </w:tcPr>
+          <w:p>
+            <w:pPr>
+              <w:spacing w:before="0" w:after="0" w:line="276" w:lineRule="auto"/>
+              <w:ind w:firstLine="0"/>
+              <w:jc w:val="center"/>
+            </w:pPr>
+            <w:r/>
+            <w:r>
+              <w:rPr>
+                <w:rFonts w:ascii="Times New Roman" w:hAnsi="Times New Roman" w:eastAsia="楷体"/>
+                <w:b w:val="0"/>
+                <w:color w:val="000000"/>
+                <w:sz w:val="18"/>
+              </w:rPr>
+              <w:t>3.30%</w:t>
+            </w:r>
+          </w:p>
+        </w:tc>
+        <w:tc>
+          <w:tcPr>
+            <w:tcW w:type="dxa" w:w="1344"/>
+            <w:vAlign w:val="center"/>
+            <w:tcBorders>
+              <w:top w:val="single" w:sz="4" w:color="A6A6A6"/>
+              <w:left w:val="single" w:sz="4" w:color="A6A6A6"/>
+              <w:bottom w:val="single" w:sz="4" w:color="A6A6A6"/>
+              <w:right w:val="single" w:sz="4" w:color="A6A6A6"/>
+            </w:tcBorders>
+          </w:tcPr>
+          <w:p>
+            <w:pPr>
+              <w:spacing w:before="0" w:after="0" w:line="276" w:lineRule="auto"/>
+              <w:ind w:firstLine="0"/>
+              <w:jc w:val="center"/>
+            </w:pPr>
+            <w:r/>
+            <w:r>
+              <w:rPr>
+                <w:rFonts w:ascii="Times New Roman" w:hAnsi="Times New Roman" w:eastAsia="楷体"/>
+                <w:b w:val="0"/>
+                <w:color w:val="000000"/>
+                <w:sz w:val="18"/>
+              </w:rPr>
+              <w:t>13.3:33.7:53</w:t>
+            </w:r>
+          </w:p>
+        </w:tc>
+        <w:tc>
+          <w:tcPr>
+            <w:tcW w:type="dxa" w:w="1344"/>
+            <w:vAlign w:val="center"/>
+            <w:tcBorders>
+              <w:top w:val="single" w:sz="4" w:color="A6A6A6"/>
+              <w:left w:val="single" w:sz="4" w:color="A6A6A6"/>
+              <w:bottom w:val="single" w:sz="4" w:color="A6A6A6"/>
+              <w:right w:val="single" w:sz="4" w:color="A6A6A6"/>
+            </w:tcBorders>
+          </w:tcPr>
+          <w:p>
+            <w:pPr>
+              <w:spacing w:before="0" w:after="0" w:line="276" w:lineRule="auto"/>
+              <w:ind w:firstLine="0"/>
+              <w:jc w:val="center"/>
+            </w:pPr>
+            <w:r/>
+            <w:r>
+              <w:rPr>
+                <w:rFonts w:ascii="Times New Roman" w:hAnsi="Times New Roman" w:eastAsia="楷体"/>
+                <w:b w:val="0"/>
+                <w:color w:val="000000"/>
+                <w:sz w:val="18"/>
+              </w:rPr>
+              <w:t>95.34</w:t>
+            </w:r>
+          </w:p>
+        </w:tc>
+        <w:tc>
+          <w:tcPr>
+            <w:tcW w:type="dxa" w:w="1344"/>
+            <w:vAlign w:val="center"/>
+            <w:tcBorders>
+              <w:top w:val="single" w:sz="4" w:color="A6A6A6"/>
+              <w:left w:val="single" w:sz="4" w:color="A6A6A6"/>
+              <w:bottom w:val="single" w:sz="4" w:color="A6A6A6"/>
+              <w:right w:val="single" w:sz="4" w:color="A6A6A6"/>
+            </w:tcBorders>
+          </w:tcPr>
+          <w:p>
+            <w:pPr>
+              <w:spacing w:before="0" w:after="0" w:line="276" w:lineRule="auto"/>
+              <w:ind w:firstLine="0"/>
+              <w:jc w:val="center"/>
+            </w:pPr>
+            <w:r/>
+            <w:r>
+              <w:rPr>
+                <w:rFonts w:ascii="Times New Roman" w:hAnsi="Times New Roman" w:eastAsia="楷体"/>
+                <w:b w:val="0"/>
+                <w:color w:val="000000"/>
+                <w:sz w:val="18"/>
+              </w:rPr>
+              <w:t>281.42</w:t>
+            </w:r>
+          </w:p>
+        </w:tc>
+      </w:tr>
+      <w:tr>
+        <w:tc>
+          <w:tcPr>
+            <w:tcW w:type="dxa" w:w="1344"/>
+            <w:vAlign w:val="center"/>
+            <w:tcBorders>
+              <w:top w:val="single" w:sz="4" w:color="A6A6A6"/>
+              <w:left w:val="single" w:sz="4" w:color="A6A6A6"/>
+              <w:bottom w:val="single" w:sz="4" w:color="A6A6A6"/>
+              <w:right w:val="single" w:sz="4" w:color="A6A6A6"/>
+            </w:tcBorders>
+          </w:tcPr>
+          <w:p>
+            <w:pPr>
+              <w:spacing w:before="0" w:after="0" w:line="276" w:lineRule="auto"/>
+              <w:ind w:firstLine="0"/>
+              <w:jc w:val="left"/>
+            </w:pPr>
+            <w:r/>
+            <w:r>
+              <w:rPr>
+                <w:rFonts w:ascii="Times New Roman" w:hAnsi="Times New Roman" w:eastAsia="楷体"/>
+                <w:b w:val="0"/>
+                <w:color w:val="000000"/>
+                <w:sz w:val="18"/>
+              </w:rPr>
+              <w:t>云浮市</w:t>
+            </w:r>
+          </w:p>
+        </w:tc>
+        <w:tc>
+          <w:tcPr>
+            <w:tcW w:type="dxa" w:w="1344"/>
+            <w:vAlign w:val="center"/>
+            <w:tcBorders>
+              <w:top w:val="single" w:sz="4" w:color="A6A6A6"/>
+              <w:left w:val="single" w:sz="4" w:color="A6A6A6"/>
+              <w:bottom w:val="single" w:sz="4" w:color="A6A6A6"/>
+              <w:right w:val="single" w:sz="4" w:color="A6A6A6"/>
+            </w:tcBorders>
+          </w:tcPr>
+          <w:p>
+            <w:pPr>
+              <w:spacing w:before="0" w:after="0" w:line="276" w:lineRule="auto"/>
+              <w:ind w:firstLine="0"/>
+              <w:jc w:val="center"/>
+            </w:pPr>
+            <w:r/>
+            <w:r>
+              <w:rPr>
+                <w:rFonts w:ascii="Times New Roman" w:hAnsi="Times New Roman" w:eastAsia="楷体"/>
+                <w:b w:val="0"/>
+                <w:color w:val="000000"/>
+                <w:sz w:val="18"/>
+              </w:rPr>
+              <w:t>1,344.87</w:t>
+            </w:r>
+          </w:p>
+        </w:tc>
+        <w:tc>
+          <w:tcPr>
+            <w:tcW w:type="dxa" w:w="1344"/>
+            <w:vAlign w:val="center"/>
+            <w:tcBorders>
+              <w:top w:val="single" w:sz="4" w:color="A6A6A6"/>
+              <w:left w:val="single" w:sz="4" w:color="A6A6A6"/>
+              <w:bottom w:val="single" w:sz="4" w:color="A6A6A6"/>
+              <w:right w:val="single" w:sz="4" w:color="A6A6A6"/>
+            </w:tcBorders>
+          </w:tcPr>
+          <w:p>
+            <w:pPr>
+              <w:spacing w:before="0" w:after="0" w:line="276" w:lineRule="auto"/>
+              <w:ind w:firstLine="0"/>
+              <w:jc w:val="center"/>
+            </w:pPr>
+            <w:r/>
+            <w:r>
+              <w:rPr>
+                <w:rFonts w:ascii="Times New Roman" w:hAnsi="Times New Roman" w:eastAsia="楷体"/>
+                <w:b w:val="0"/>
+                <w:color w:val="000000"/>
+                <w:sz w:val="18"/>
+              </w:rPr>
+              <w:t>5.62</w:t>
+            </w:r>
+          </w:p>
+        </w:tc>
+        <w:tc>
+          <w:tcPr>
+            <w:tcW w:type="dxa" w:w="1344"/>
+            <w:vAlign w:val="center"/>
+            <w:tcBorders>
+              <w:top w:val="single" w:sz="4" w:color="A6A6A6"/>
+              <w:left w:val="single" w:sz="4" w:color="A6A6A6"/>
+              <w:bottom w:val="single" w:sz="4" w:color="A6A6A6"/>
+              <w:right w:val="single" w:sz="4" w:color="A6A6A6"/>
+            </w:tcBorders>
+          </w:tcPr>
+          <w:p>
+            <w:pPr>
+              <w:spacing w:before="0" w:after="0" w:line="276" w:lineRule="auto"/>
+              <w:ind w:firstLine="0"/>
+              <w:jc w:val="center"/>
+            </w:pPr>
+            <w:r/>
+            <w:r>
+              <w:rPr>
+                <w:rFonts w:ascii="Times New Roman" w:hAnsi="Times New Roman" w:eastAsia="楷体"/>
+                <w:b w:val="0"/>
+                <w:color w:val="000000"/>
+                <w:sz w:val="18"/>
+              </w:rPr>
+              <w:t>4.00%</w:t>
+            </w:r>
+          </w:p>
+        </w:tc>
+        <w:tc>
+          <w:tcPr>
+            <w:tcW w:type="dxa" w:w="1344"/>
+            <w:vAlign w:val="center"/>
+            <w:tcBorders>
+              <w:top w:val="single" w:sz="4" w:color="A6A6A6"/>
+              <w:left w:val="single" w:sz="4" w:color="A6A6A6"/>
+              <w:bottom w:val="single" w:sz="4" w:color="A6A6A6"/>
+              <w:right w:val="single" w:sz="4" w:color="A6A6A6"/>
+            </w:tcBorders>
+          </w:tcPr>
+          <w:p>
+            <w:pPr>
+              <w:spacing w:before="0" w:after="0" w:line="276" w:lineRule="auto"/>
+              <w:ind w:firstLine="0"/>
+              <w:jc w:val="center"/>
+            </w:pPr>
+            <w:r/>
+            <w:r>
+              <w:rPr>
+                <w:rFonts w:ascii="Times New Roman" w:hAnsi="Times New Roman" w:eastAsia="楷体"/>
+                <w:b w:val="0"/>
+                <w:color w:val="000000"/>
+                <w:sz w:val="18"/>
+              </w:rPr>
+              <w:t>18.1:26.3:55.6</w:t>
+            </w:r>
+          </w:p>
+        </w:tc>
+        <w:tc>
+          <w:tcPr>
+            <w:tcW w:type="dxa" w:w="1344"/>
+            <w:vAlign w:val="center"/>
+            <w:tcBorders>
+              <w:top w:val="single" w:sz="4" w:color="A6A6A6"/>
+              <w:left w:val="single" w:sz="4" w:color="A6A6A6"/>
+              <w:bottom w:val="single" w:sz="4" w:color="A6A6A6"/>
+              <w:right w:val="single" w:sz="4" w:color="A6A6A6"/>
+            </w:tcBorders>
+          </w:tcPr>
+          <w:p>
+            <w:pPr>
+              <w:spacing w:before="0" w:after="0" w:line="276" w:lineRule="auto"/>
+              <w:ind w:firstLine="0"/>
+              <w:jc w:val="center"/>
+            </w:pPr>
+            <w:r/>
+            <w:r>
+              <w:rPr>
+                <w:rFonts w:ascii="Times New Roman" w:hAnsi="Times New Roman" w:eastAsia="楷体"/>
+                <w:b w:val="0"/>
+                <w:color w:val="000000"/>
+                <w:sz w:val="18"/>
+              </w:rPr>
+              <w:t>81.10</w:t>
+            </w:r>
+          </w:p>
+        </w:tc>
+        <w:tc>
+          <w:tcPr>
+            <w:tcW w:type="dxa" w:w="1344"/>
+            <w:vAlign w:val="center"/>
+            <w:tcBorders>
+              <w:top w:val="single" w:sz="4" w:color="A6A6A6"/>
+              <w:left w:val="single" w:sz="4" w:color="A6A6A6"/>
+              <w:bottom w:val="single" w:sz="4" w:color="A6A6A6"/>
+              <w:right w:val="single" w:sz="4" w:color="A6A6A6"/>
+            </w:tcBorders>
+          </w:tcPr>
+          <w:p>
+            <w:pPr>
+              <w:spacing w:before="0" w:after="0" w:line="276" w:lineRule="auto"/>
+              <w:ind w:firstLine="0"/>
+              <w:jc w:val="center"/>
+            </w:pPr>
+            <w:r/>
+            <w:r>
+              <w:rPr>
+                <w:rFonts w:ascii="Times New Roman" w:hAnsi="Times New Roman" w:eastAsia="楷体"/>
+                <w:b w:val="0"/>
+                <w:color w:val="000000"/>
+                <w:sz w:val="18"/>
+              </w:rPr>
+              <w:t>238.96</w:t>
+            </w:r>
+          </w:p>
+        </w:tc>
+      </w:tr>
     </w:tbl>
     <w:p>
       <w:pPr>
@@ -3644,7 +4669,7 @@
           <w:color w:val="000000"/>
           <w:sz w:val="21"/>
         </w:rPr>
-        <w:t>省内对比看，楚雄彝族自治州2025年GDP总量2,040.17亿元、列全省第七位，一般公共预算收入107.20亿元、列全省第七位。整体来看，楚雄彝族自治州经济基本面在云南省内具有一定代表性，但需关注固定资产投资走势及新旧动能转换的接续性。</w:t>
+        <w:t>省内对比看，惠州市2025年GDP总量6,363.66亿元、列全省第五位；一般公共预算收入538.68亿元、列全省第五位。整体来看，惠州市在广东省内的经济与财政地位处于中游，但放到同类城市横向看，产业结构升级与新旧动能转换仍是中长期需要关注的核心课题。</w:t>
       </w:r>
     </w:p>
     <w:p>
@@ -3659,7 +4684,7 @@
           <w:color w:val="000000"/>
           <w:sz w:val="21"/>
         </w:rPr>
-        <w:t>■ 楚雄彝族自治州财政体量在云南省处于中游，税收占比57.36%、税收占比处于一般水平，但政府性基金收入较2023年累计增长60%；2025年末宽口径债务率239.10%、处于中等偏高水平，处于相对偏高区间，需关注债务扩张节奏。</w:t>
+        <w:t>■ 惠州市财政体量在广东省处于中游，税收占比偏低、非税收入占比相对较高、财政质量有待优化；但受房地产市场调整影响，政府性基金收入较2023年累计缩水超三成、土地财政贡献度显著弱化；2025年末宽口径债务率446.69%、处于偏高水平，已显著高于公认的 300% 偏高临界线，后续偿债压力值得关注。</w:t>
       </w:r>
     </w:p>
     <w:p>
@@ -3674,7 +4699,7 @@
           <w:color w:val="000000"/>
           <w:sz w:val="21"/>
         </w:rPr>
-        <w:t>财政收入方面，2023、2024、2025年楚雄彝族自治州一般公共预算收入分别为98.34亿元、103.90亿元、107.20亿元，其中税收收入56.87亿元、57.29亿元、61.49亿元，税收占比维持在57.84%、55.14%、57.36%；一般公共预算支出298.68亿元、322.82亿元、320.11亿元，财政自给率32.92%、32.19%、33.49%。</w:t>
+        <w:t>财政收入方面，2023、2024、2025年惠州市一般公共预算收入分别为473.30亿元、476.10亿元、538.68亿元，在广东省内处于中游；其中税收收入分别为282.50亿元、251.50亿元、300.80亿元，税收占比维持在59.69%、52.83%、55.84%，偏低、非税收入占比相对较高、财政质量有待优化。一般公共预算支出分别为726.73亿元、703.40亿元、705.24亿元，财政自给率65.13%、67.69%、76.38%，财政自给率处于中等水平。</w:t>
       </w:r>
     </w:p>
     <w:p>
@@ -3689,7 +4714,7 @@
           <w:color w:val="000000"/>
           <w:sz w:val="21"/>
         </w:rPr>
-        <w:t>政府性基金收入方面，2023、2024、2025年分别为35.78亿元、48.88亿元、57.31亿元，政府性基金收入较2023年累计增长60%，反映地方综合财力对房地产周期的敞口。</w:t>
+        <w:t>政府性基金收入方面，2023、2024、2025年惠州市政府性基金收入分别为182.88亿元、111.70亿元、90.70亿元，较2023年累计缩水超三成、土地财政贡献度显著弱化，反映地方综合财力对房地产周期与土地市场的敞口较大。</w:t>
       </w:r>
     </w:p>
     <w:p>
@@ -3705,7 +4730,7 @@
           <w:color w:val="000000"/>
           <w:sz w:val="21"/>
         </w:rPr>
-        <w:t>图表：2023-2025年楚雄彝族自治州财政收入情况(单位:亿元、%)</w:t>
+        <w:t>图表：2023-2025年惠州市财政收入情况(单位:亿元、%)</w:t>
       </w:r>
     </w:p>
     <w:tbl>
@@ -3990,7 +5015,7 @@
                 <w:color w:val="000000"/>
                 <w:sz w:val="18"/>
               </w:rPr>
-              <w:t>98.34</w:t>
+              <w:t>473.30</w:t>
             </w:r>
           </w:p>
         </w:tc>
@@ -4019,7 +5044,7 @@
                 <w:color w:val="000000"/>
                 <w:sz w:val="18"/>
               </w:rPr>
-              <w:t>12.10%</w:t>
+              <w:t>7.20%</w:t>
             </w:r>
           </w:p>
         </w:tc>
@@ -4048,7 +5073,7 @@
                 <w:color w:val="000000"/>
                 <w:sz w:val="18"/>
               </w:rPr>
-              <w:t>103.90</w:t>
+              <w:t>476.10</w:t>
             </w:r>
           </w:p>
         </w:tc>
@@ -4077,7 +5102,7 @@
                 <w:color w:val="000000"/>
                 <w:sz w:val="18"/>
               </w:rPr>
-              <w:t>5.65%</w:t>
+              <w:t>0.59%</w:t>
             </w:r>
           </w:p>
         </w:tc>
@@ -4106,7 +5131,7 @@
                 <w:color w:val="000000"/>
                 <w:sz w:val="18"/>
               </w:rPr>
-              <w:t>107.20</w:t>
+              <w:t>538.68</w:t>
             </w:r>
           </w:p>
         </w:tc>
@@ -4135,7 +5160,7 @@
                 <w:color w:val="000000"/>
                 <w:sz w:val="18"/>
               </w:rPr>
-              <w:t>3.18%</w:t>
+              <w:t>13.14%</w:t>
             </w:r>
           </w:p>
         </w:tc>
@@ -4195,7 +5220,7 @@
                 <w:color w:val="000000"/>
                 <w:sz w:val="18"/>
               </w:rPr>
-              <w:t>56.87</w:t>
+              <w:t>282.50</w:t>
             </w:r>
           </w:p>
         </w:tc>
@@ -4253,7 +5278,7 @@
                 <w:color w:val="000000"/>
                 <w:sz w:val="18"/>
               </w:rPr>
-              <w:t>57.29</w:t>
+              <w:t>251.50</w:t>
             </w:r>
           </w:p>
         </w:tc>
@@ -4282,7 +5307,7 @@
                 <w:color w:val="000000"/>
                 <w:sz w:val="18"/>
               </w:rPr>
-              <w:t>0.74%</w:t>
+              <w:t>-10.97%</w:t>
             </w:r>
           </w:p>
         </w:tc>
@@ -4311,7 +5336,7 @@
                 <w:color w:val="000000"/>
                 <w:sz w:val="18"/>
               </w:rPr>
-              <w:t>61.49</w:t>
+              <w:t>300.80</w:t>
             </w:r>
           </w:p>
         </w:tc>
@@ -4340,7 +5365,7 @@
                 <w:color w:val="000000"/>
                 <w:sz w:val="18"/>
               </w:rPr>
-              <w:t>7.33%</w:t>
+              <w:t>19.60%</w:t>
             </w:r>
           </w:p>
         </w:tc>
@@ -4400,7 +5425,7 @@
                 <w:color w:val="000000"/>
                 <w:sz w:val="18"/>
               </w:rPr>
-              <w:t>57.84%</w:t>
+              <w:t>59.69%</w:t>
             </w:r>
           </w:p>
         </w:tc>
@@ -4458,7 +5483,7 @@
                 <w:color w:val="000000"/>
                 <w:sz w:val="18"/>
               </w:rPr>
-              <w:t>55.14%</w:t>
+              <w:t>52.83%</w:t>
             </w:r>
           </w:p>
         </w:tc>
@@ -4516,7 +5541,7 @@
                 <w:color w:val="000000"/>
                 <w:sz w:val="18"/>
               </w:rPr>
-              <w:t>57.36%</w:t>
+              <w:t>55.84%</w:t>
             </w:r>
           </w:p>
         </w:tc>
@@ -4605,7 +5630,7 @@
                 <w:color w:val="000000"/>
                 <w:sz w:val="18"/>
               </w:rPr>
-              <w:t>298.68</w:t>
+              <w:t>726.73</w:t>
             </w:r>
           </w:p>
         </w:tc>
@@ -4663,7 +5688,7 @@
                 <w:color w:val="000000"/>
                 <w:sz w:val="18"/>
               </w:rPr>
-              <w:t>322.82</w:t>
+              <w:t>703.40</w:t>
             </w:r>
           </w:p>
         </w:tc>
@@ -4692,7 +5717,7 @@
                 <w:color w:val="000000"/>
                 <w:sz w:val="18"/>
               </w:rPr>
-              <w:t>8.08%</w:t>
+              <w:t>-3.21%</w:t>
             </w:r>
           </w:p>
         </w:tc>
@@ -4721,7 +5746,7 @@
                 <w:color w:val="000000"/>
                 <w:sz w:val="18"/>
               </w:rPr>
-              <w:t>320.11</w:t>
+              <w:t>705.24</w:t>
             </w:r>
           </w:p>
         </w:tc>
@@ -4750,7 +5775,7 @@
                 <w:color w:val="000000"/>
                 <w:sz w:val="18"/>
               </w:rPr>
-              <w:t>-0.84%</w:t>
+              <w:t>0.26%</w:t>
             </w:r>
           </w:p>
         </w:tc>
@@ -4810,7 +5835,7 @@
                 <w:color w:val="000000"/>
                 <w:sz w:val="18"/>
               </w:rPr>
-              <w:t>32.92%</w:t>
+              <w:t>65.13%</w:t>
             </w:r>
           </w:p>
         </w:tc>
@@ -4868,7 +5893,7 @@
                 <w:color w:val="000000"/>
                 <w:sz w:val="18"/>
               </w:rPr>
-              <w:t>32.19%</w:t>
+              <w:t>67.69%</w:t>
             </w:r>
           </w:p>
         </w:tc>
@@ -4926,7 +5951,7 @@
                 <w:color w:val="000000"/>
                 <w:sz w:val="18"/>
               </w:rPr>
-              <w:t>33.49%</w:t>
+              <w:t>76.38%</w:t>
             </w:r>
           </w:p>
         </w:tc>
@@ -5015,7 +6040,7 @@
                 <w:color w:val="000000"/>
                 <w:sz w:val="18"/>
               </w:rPr>
-              <w:t>35.78</w:t>
+              <w:t>182.88</w:t>
             </w:r>
           </w:p>
         </w:tc>
@@ -5073,7 +6098,7 @@
                 <w:color w:val="000000"/>
                 <w:sz w:val="18"/>
               </w:rPr>
-              <w:t>48.88</w:t>
+              <w:t>111.70</w:t>
             </w:r>
           </w:p>
         </w:tc>
@@ -5102,7 +6127,7 @@
                 <w:color w:val="000000"/>
                 <w:sz w:val="18"/>
               </w:rPr>
-              <w:t>36.61%</w:t>
+              <w:t>-38.92%</w:t>
             </w:r>
           </w:p>
         </w:tc>
@@ -5131,7 +6156,7 @@
                 <w:color w:val="000000"/>
                 <w:sz w:val="18"/>
               </w:rPr>
-              <w:t>57.31</w:t>
+              <w:t>90.70</w:t>
             </w:r>
           </w:p>
         </w:tc>
@@ -5160,7 +6185,7 @@
                 <w:color w:val="000000"/>
                 <w:sz w:val="18"/>
               </w:rPr>
-              <w:t>17.25%</w:t>
+              <w:t>-18.80%</w:t>
             </w:r>
           </w:p>
         </w:tc>
@@ -5178,7 +6203,7 @@
           <w:color w:val="000000"/>
           <w:sz w:val="19"/>
         </w:rPr>
-        <w:t>资料来源:楚雄彝族自治州财政决算、企业预警通,风控信评部整理</w:t>
+        <w:t>资料来源:惠州市财政决算、企业预警通,风控信评部整理</w:t>
       </w:r>
     </w:p>
     <w:p>
@@ -5193,7 +6218,1291 @@
           <w:color w:val="000000"/>
           <w:sz w:val="21"/>
         </w:rPr>
-        <w:t>土地市场方面，【待补充:楚雄彝族自治州土地出让与房地产销售数据（土地市场数据库未覆盖该市）】。</w:t>
+        <w:t>土地市场方面，2021、2022、2023、2024、2025年惠州市经营性用地成交价分别为290.99亿元、190.28亿元、200.11亿元、92.54亿元、143.24亿元，2025年较2021年下降50.77%；同期平均溢价率为9.62%、0.86%、0.07%、0.04%、0.00%，整体处于低位、反映市场化主体拿地意愿与未来房价预期偏弱；成交楼面均价由1,001元/㎡降至927元/㎡、累计下降7.39%。2026年1-4月，惠州市经营性用地累计成交83宗、规划建面488.41万㎡、成交价32.83亿元，延续低位运行。</w:t>
+      </w:r>
+    </w:p>
+    <w:p>
+      <w:pPr>
+        <w:spacing w:before="80" w:after="40" w:line="360" w:lineRule="auto"/>
+        <w:ind w:firstLine="0"/>
+        <w:jc w:val="center"/>
+      </w:pPr>
+      <w:r>
+        <w:rPr>
+          <w:rFonts w:ascii="Times New Roman" w:hAnsi="Times New Roman" w:eastAsia="楷体"/>
+          <w:b/>
+          <w:color w:val="000000"/>
+          <w:sz w:val="21"/>
+        </w:rPr>
+        <w:t>图表:2021-2025年惠州市土地出让情况</w:t>
+      </w:r>
+    </w:p>
+    <w:tbl>
+      <w:tblPr>
+        <w:tblW w:type="auto" w:w="0"/>
+        <w:tblLayout w:type="autofit"/>
+        <w:tblLook w:firstColumn="1" w:firstRow="1" w:lastColumn="0" w:lastRow="0" w:noHBand="0" w:noVBand="1" w:val="04A0"/>
+      </w:tblPr>
+      <w:tblGrid>
+        <w:gridCol w:w="1568"/>
+        <w:gridCol w:w="1568"/>
+        <w:gridCol w:w="1568"/>
+        <w:gridCol w:w="1568"/>
+        <w:gridCol w:w="1568"/>
+        <w:gridCol w:w="1568"/>
+      </w:tblGrid>
+      <w:tr>
+        <w:tc>
+          <w:tcPr>
+            <w:tcW w:type="dxa" w:w="1568"/>
+            <w:vAlign w:val="center"/>
+            <w:shd w:val="clear" w:color="auto" w:fill="F1A983"/>
+            <w:tcBorders>
+              <w:top w:val="single" w:sz="4" w:color="A6A6A6"/>
+              <w:left w:val="single" w:sz="4" w:color="A6A6A6"/>
+              <w:bottom w:val="single" w:sz="4" w:color="A6A6A6"/>
+              <w:right w:val="single" w:sz="4" w:color="A6A6A6"/>
+            </w:tcBorders>
+          </w:tcPr>
+          <w:p>
+            <w:pPr>
+              <w:spacing w:before="0" w:after="0" w:line="276" w:lineRule="auto"/>
+              <w:ind w:firstLine="0"/>
+              <w:jc w:val="center"/>
+            </w:pPr>
+            <w:r/>
+            <w:r>
+              <w:rPr>
+                <w:rFonts w:ascii="Times New Roman" w:hAnsi="Times New Roman" w:eastAsia="楷体"/>
+                <w:b/>
+                <w:color w:val="000000"/>
+                <w:sz w:val="18"/>
+              </w:rPr>
+              <w:t>年度</w:t>
+            </w:r>
+          </w:p>
+        </w:tc>
+        <w:tc>
+          <w:tcPr>
+            <w:tcW w:type="dxa" w:w="1568"/>
+            <w:vAlign w:val="center"/>
+            <w:shd w:val="clear" w:color="auto" w:fill="F1A983"/>
+            <w:tcBorders>
+              <w:top w:val="single" w:sz="4" w:color="A6A6A6"/>
+              <w:left w:val="single" w:sz="4" w:color="A6A6A6"/>
+              <w:bottom w:val="single" w:sz="4" w:color="A6A6A6"/>
+              <w:right w:val="single" w:sz="4" w:color="A6A6A6"/>
+            </w:tcBorders>
+          </w:tcPr>
+          <w:p>
+            <w:pPr>
+              <w:spacing w:before="0" w:after="0" w:line="276" w:lineRule="auto"/>
+              <w:ind w:firstLine="0"/>
+              <w:jc w:val="center"/>
+            </w:pPr>
+            <w:r/>
+            <w:r>
+              <w:rPr>
+                <w:rFonts w:ascii="Times New Roman" w:hAnsi="Times New Roman" w:eastAsia="楷体"/>
+                <w:b/>
+                <w:color w:val="000000"/>
+                <w:sz w:val="18"/>
+              </w:rPr>
+              <w:t>土地宗数</w:t>
+            </w:r>
+          </w:p>
+        </w:tc>
+        <w:tc>
+          <w:tcPr>
+            <w:tcW w:type="dxa" w:w="1568"/>
+            <w:vAlign w:val="center"/>
+            <w:shd w:val="clear" w:color="auto" w:fill="F1A983"/>
+            <w:tcBorders>
+              <w:top w:val="single" w:sz="4" w:color="A6A6A6"/>
+              <w:left w:val="single" w:sz="4" w:color="A6A6A6"/>
+              <w:bottom w:val="single" w:sz="4" w:color="A6A6A6"/>
+              <w:right w:val="single" w:sz="4" w:color="A6A6A6"/>
+            </w:tcBorders>
+          </w:tcPr>
+          <w:p>
+            <w:pPr>
+              <w:spacing w:before="0" w:after="0" w:line="276" w:lineRule="auto"/>
+              <w:ind w:firstLine="0"/>
+              <w:jc w:val="center"/>
+            </w:pPr>
+            <w:r/>
+            <w:r>
+              <w:rPr>
+                <w:rFonts w:ascii="Times New Roman" w:hAnsi="Times New Roman" w:eastAsia="楷体"/>
+                <w:b/>
+                <w:color w:val="000000"/>
+                <w:sz w:val="18"/>
+              </w:rPr>
+              <w:t>规划建面(万㎡)</w:t>
+            </w:r>
+          </w:p>
+        </w:tc>
+        <w:tc>
+          <w:tcPr>
+            <w:tcW w:type="dxa" w:w="1568"/>
+            <w:vAlign w:val="center"/>
+            <w:shd w:val="clear" w:color="auto" w:fill="F1A983"/>
+            <w:tcBorders>
+              <w:top w:val="single" w:sz="4" w:color="A6A6A6"/>
+              <w:left w:val="single" w:sz="4" w:color="A6A6A6"/>
+              <w:bottom w:val="single" w:sz="4" w:color="A6A6A6"/>
+              <w:right w:val="single" w:sz="4" w:color="A6A6A6"/>
+            </w:tcBorders>
+          </w:tcPr>
+          <w:p>
+            <w:pPr>
+              <w:spacing w:before="0" w:after="0" w:line="276" w:lineRule="auto"/>
+              <w:ind w:firstLine="0"/>
+              <w:jc w:val="center"/>
+            </w:pPr>
+            <w:r/>
+            <w:r>
+              <w:rPr>
+                <w:rFonts w:ascii="Times New Roman" w:hAnsi="Times New Roman" w:eastAsia="楷体"/>
+                <w:b/>
+                <w:color w:val="000000"/>
+                <w:sz w:val="18"/>
+              </w:rPr>
+              <w:t>成交楼面均价(元/㎡)</w:t>
+            </w:r>
+          </w:p>
+        </w:tc>
+        <w:tc>
+          <w:tcPr>
+            <w:tcW w:type="dxa" w:w="1568"/>
+            <w:vAlign w:val="center"/>
+            <w:shd w:val="clear" w:color="auto" w:fill="F1A983"/>
+            <w:tcBorders>
+              <w:top w:val="single" w:sz="4" w:color="A6A6A6"/>
+              <w:left w:val="single" w:sz="4" w:color="A6A6A6"/>
+              <w:bottom w:val="single" w:sz="4" w:color="A6A6A6"/>
+              <w:right w:val="single" w:sz="4" w:color="A6A6A6"/>
+            </w:tcBorders>
+          </w:tcPr>
+          <w:p>
+            <w:pPr>
+              <w:spacing w:before="0" w:after="0" w:line="276" w:lineRule="auto"/>
+              <w:ind w:firstLine="0"/>
+              <w:jc w:val="center"/>
+            </w:pPr>
+            <w:r/>
+            <w:r>
+              <w:rPr>
+                <w:rFonts w:ascii="Times New Roman" w:hAnsi="Times New Roman" w:eastAsia="楷体"/>
+                <w:b/>
+                <w:color w:val="000000"/>
+                <w:sz w:val="18"/>
+              </w:rPr>
+              <w:t>平均溢价率</w:t>
+            </w:r>
+          </w:p>
+        </w:tc>
+        <w:tc>
+          <w:tcPr>
+            <w:tcW w:type="dxa" w:w="1568"/>
+            <w:vAlign w:val="center"/>
+            <w:shd w:val="clear" w:color="auto" w:fill="F1A983"/>
+            <w:tcBorders>
+              <w:top w:val="single" w:sz="4" w:color="A6A6A6"/>
+              <w:left w:val="single" w:sz="4" w:color="A6A6A6"/>
+              <w:bottom w:val="single" w:sz="4" w:color="A6A6A6"/>
+              <w:right w:val="single" w:sz="4" w:color="A6A6A6"/>
+            </w:tcBorders>
+          </w:tcPr>
+          <w:p>
+            <w:pPr>
+              <w:spacing w:before="0" w:after="0" w:line="276" w:lineRule="auto"/>
+              <w:ind w:firstLine="0"/>
+              <w:jc w:val="center"/>
+            </w:pPr>
+            <w:r/>
+            <w:r>
+              <w:rPr>
+                <w:rFonts w:ascii="Times New Roman" w:hAnsi="Times New Roman" w:eastAsia="楷体"/>
+                <w:b/>
+                <w:color w:val="000000"/>
+                <w:sz w:val="18"/>
+              </w:rPr>
+              <w:t>成交价(亿元)</w:t>
+            </w:r>
+          </w:p>
+        </w:tc>
+      </w:tr>
+      <w:tr>
+        <w:tc>
+          <w:tcPr>
+            <w:tcW w:type="dxa" w:w="1568"/>
+            <w:vAlign w:val="center"/>
+            <w:tcBorders>
+              <w:top w:val="single" w:sz="4" w:color="A6A6A6"/>
+              <w:left w:val="single" w:sz="4" w:color="A6A6A6"/>
+              <w:bottom w:val="single" w:sz="4" w:color="A6A6A6"/>
+              <w:right w:val="single" w:sz="4" w:color="A6A6A6"/>
+            </w:tcBorders>
+          </w:tcPr>
+          <w:p>
+            <w:pPr>
+              <w:spacing w:before="0" w:after="0" w:line="276" w:lineRule="auto"/>
+              <w:ind w:firstLine="0"/>
+              <w:jc w:val="left"/>
+            </w:pPr>
+            <w:r/>
+            <w:r>
+              <w:rPr>
+                <w:rFonts w:ascii="Times New Roman" w:hAnsi="Times New Roman" w:eastAsia="楷体"/>
+                <w:b w:val="0"/>
+                <w:color w:val="000000"/>
+                <w:sz w:val="18"/>
+              </w:rPr>
+              <w:t>2021</w:t>
+            </w:r>
+          </w:p>
+        </w:tc>
+        <w:tc>
+          <w:tcPr>
+            <w:tcW w:type="dxa" w:w="1568"/>
+            <w:vAlign w:val="center"/>
+            <w:tcBorders>
+              <w:top w:val="single" w:sz="4" w:color="A6A6A6"/>
+              <w:left w:val="single" w:sz="4" w:color="A6A6A6"/>
+              <w:bottom w:val="single" w:sz="4" w:color="A6A6A6"/>
+              <w:right w:val="single" w:sz="4" w:color="A6A6A6"/>
+            </w:tcBorders>
+          </w:tcPr>
+          <w:p>
+            <w:pPr>
+              <w:spacing w:before="0" w:after="0" w:line="276" w:lineRule="auto"/>
+              <w:ind w:firstLine="0"/>
+              <w:jc w:val="center"/>
+            </w:pPr>
+            <w:r/>
+            <w:r>
+              <w:rPr>
+                <w:rFonts w:ascii="Times New Roman" w:hAnsi="Times New Roman" w:eastAsia="楷体"/>
+                <w:b w:val="0"/>
+                <w:color w:val="000000"/>
+                <w:sz w:val="18"/>
+              </w:rPr>
+              <w:t>335</w:t>
+            </w:r>
+          </w:p>
+        </w:tc>
+        <w:tc>
+          <w:tcPr>
+            <w:tcW w:type="dxa" w:w="1568"/>
+            <w:vAlign w:val="center"/>
+            <w:tcBorders>
+              <w:top w:val="single" w:sz="4" w:color="A6A6A6"/>
+              <w:left w:val="single" w:sz="4" w:color="A6A6A6"/>
+              <w:bottom w:val="single" w:sz="4" w:color="A6A6A6"/>
+              <w:right w:val="single" w:sz="4" w:color="A6A6A6"/>
+            </w:tcBorders>
+          </w:tcPr>
+          <w:p>
+            <w:pPr>
+              <w:spacing w:before="0" w:after="0" w:line="276" w:lineRule="auto"/>
+              <w:ind w:firstLine="0"/>
+              <w:jc w:val="center"/>
+            </w:pPr>
+            <w:r/>
+            <w:r>
+              <w:rPr>
+                <w:rFonts w:ascii="Times New Roman" w:hAnsi="Times New Roman" w:eastAsia="楷体"/>
+                <w:b w:val="0"/>
+                <w:color w:val="000000"/>
+                <w:sz w:val="18"/>
+              </w:rPr>
+              <w:t>2,904.45</w:t>
+            </w:r>
+          </w:p>
+        </w:tc>
+        <w:tc>
+          <w:tcPr>
+            <w:tcW w:type="dxa" w:w="1568"/>
+            <w:vAlign w:val="center"/>
+            <w:tcBorders>
+              <w:top w:val="single" w:sz="4" w:color="A6A6A6"/>
+              <w:left w:val="single" w:sz="4" w:color="A6A6A6"/>
+              <w:bottom w:val="single" w:sz="4" w:color="A6A6A6"/>
+              <w:right w:val="single" w:sz="4" w:color="A6A6A6"/>
+            </w:tcBorders>
+          </w:tcPr>
+          <w:p>
+            <w:pPr>
+              <w:spacing w:before="0" w:after="0" w:line="276" w:lineRule="auto"/>
+              <w:ind w:firstLine="0"/>
+              <w:jc w:val="center"/>
+            </w:pPr>
+            <w:r/>
+            <w:r>
+              <w:rPr>
+                <w:rFonts w:ascii="Times New Roman" w:hAnsi="Times New Roman" w:eastAsia="楷体"/>
+                <w:b w:val="0"/>
+                <w:color w:val="000000"/>
+                <w:sz w:val="18"/>
+              </w:rPr>
+              <w:t>1,001</w:t>
+            </w:r>
+          </w:p>
+        </w:tc>
+        <w:tc>
+          <w:tcPr>
+            <w:tcW w:type="dxa" w:w="1568"/>
+            <w:vAlign w:val="center"/>
+            <w:tcBorders>
+              <w:top w:val="single" w:sz="4" w:color="A6A6A6"/>
+              <w:left w:val="single" w:sz="4" w:color="A6A6A6"/>
+              <w:bottom w:val="single" w:sz="4" w:color="A6A6A6"/>
+              <w:right w:val="single" w:sz="4" w:color="A6A6A6"/>
+            </w:tcBorders>
+          </w:tcPr>
+          <w:p>
+            <w:pPr>
+              <w:spacing w:before="0" w:after="0" w:line="276" w:lineRule="auto"/>
+              <w:ind w:firstLine="0"/>
+              <w:jc w:val="center"/>
+            </w:pPr>
+            <w:r/>
+            <w:r>
+              <w:rPr>
+                <w:rFonts w:ascii="Times New Roman" w:hAnsi="Times New Roman" w:eastAsia="楷体"/>
+                <w:b w:val="0"/>
+                <w:color w:val="000000"/>
+                <w:sz w:val="18"/>
+              </w:rPr>
+              <w:t>9.62%</w:t>
+            </w:r>
+          </w:p>
+        </w:tc>
+        <w:tc>
+          <w:tcPr>
+            <w:tcW w:type="dxa" w:w="1568"/>
+            <w:vAlign w:val="center"/>
+            <w:tcBorders>
+              <w:top w:val="single" w:sz="4" w:color="A6A6A6"/>
+              <w:left w:val="single" w:sz="4" w:color="A6A6A6"/>
+              <w:bottom w:val="single" w:sz="4" w:color="A6A6A6"/>
+              <w:right w:val="single" w:sz="4" w:color="A6A6A6"/>
+            </w:tcBorders>
+          </w:tcPr>
+          <w:p>
+            <w:pPr>
+              <w:spacing w:before="0" w:after="0" w:line="276" w:lineRule="auto"/>
+              <w:ind w:firstLine="0"/>
+              <w:jc w:val="center"/>
+            </w:pPr>
+            <w:r/>
+            <w:r>
+              <w:rPr>
+                <w:rFonts w:ascii="Times New Roman" w:hAnsi="Times New Roman" w:eastAsia="楷体"/>
+                <w:b w:val="0"/>
+                <w:color w:val="000000"/>
+                <w:sz w:val="18"/>
+              </w:rPr>
+              <w:t>290.99</w:t>
+            </w:r>
+          </w:p>
+        </w:tc>
+      </w:tr>
+      <w:tr>
+        <w:tc>
+          <w:tcPr>
+            <w:tcW w:type="dxa" w:w="1568"/>
+            <w:vAlign w:val="center"/>
+            <w:tcBorders>
+              <w:top w:val="single" w:sz="4" w:color="A6A6A6"/>
+              <w:left w:val="single" w:sz="4" w:color="A6A6A6"/>
+              <w:bottom w:val="single" w:sz="4" w:color="A6A6A6"/>
+              <w:right w:val="single" w:sz="4" w:color="A6A6A6"/>
+            </w:tcBorders>
+          </w:tcPr>
+          <w:p>
+            <w:pPr>
+              <w:spacing w:before="0" w:after="0" w:line="276" w:lineRule="auto"/>
+              <w:ind w:firstLine="0"/>
+              <w:jc w:val="left"/>
+            </w:pPr>
+            <w:r/>
+            <w:r>
+              <w:rPr>
+                <w:rFonts w:ascii="Times New Roman" w:hAnsi="Times New Roman" w:eastAsia="楷体"/>
+                <w:b w:val="0"/>
+                <w:color w:val="000000"/>
+                <w:sz w:val="18"/>
+              </w:rPr>
+              <w:t>2022</w:t>
+            </w:r>
+          </w:p>
+        </w:tc>
+        <w:tc>
+          <w:tcPr>
+            <w:tcW w:type="dxa" w:w="1568"/>
+            <w:vAlign w:val="center"/>
+            <w:tcBorders>
+              <w:top w:val="single" w:sz="4" w:color="A6A6A6"/>
+              <w:left w:val="single" w:sz="4" w:color="A6A6A6"/>
+              <w:bottom w:val="single" w:sz="4" w:color="A6A6A6"/>
+              <w:right w:val="single" w:sz="4" w:color="A6A6A6"/>
+            </w:tcBorders>
+          </w:tcPr>
+          <w:p>
+            <w:pPr>
+              <w:spacing w:before="0" w:after="0" w:line="276" w:lineRule="auto"/>
+              <w:ind w:firstLine="0"/>
+              <w:jc w:val="center"/>
+            </w:pPr>
+            <w:r/>
+            <w:r>
+              <w:rPr>
+                <w:rFonts w:ascii="Times New Roman" w:hAnsi="Times New Roman" w:eastAsia="楷体"/>
+                <w:b w:val="0"/>
+                <w:color w:val="000000"/>
+                <w:sz w:val="18"/>
+              </w:rPr>
+              <w:t>327</w:t>
+            </w:r>
+          </w:p>
+        </w:tc>
+        <w:tc>
+          <w:tcPr>
+            <w:tcW w:type="dxa" w:w="1568"/>
+            <w:vAlign w:val="center"/>
+            <w:tcBorders>
+              <w:top w:val="single" w:sz="4" w:color="A6A6A6"/>
+              <w:left w:val="single" w:sz="4" w:color="A6A6A6"/>
+              <w:bottom w:val="single" w:sz="4" w:color="A6A6A6"/>
+              <w:right w:val="single" w:sz="4" w:color="A6A6A6"/>
+            </w:tcBorders>
+          </w:tcPr>
+          <w:p>
+            <w:pPr>
+              <w:spacing w:before="0" w:after="0" w:line="276" w:lineRule="auto"/>
+              <w:ind w:firstLine="0"/>
+              <w:jc w:val="center"/>
+            </w:pPr>
+            <w:r/>
+            <w:r>
+              <w:rPr>
+                <w:rFonts w:ascii="Times New Roman" w:hAnsi="Times New Roman" w:eastAsia="楷体"/>
+                <w:b w:val="0"/>
+                <w:color w:val="000000"/>
+                <w:sz w:val="18"/>
+              </w:rPr>
+              <w:t>2,624.61</w:t>
+            </w:r>
+          </w:p>
+        </w:tc>
+        <w:tc>
+          <w:tcPr>
+            <w:tcW w:type="dxa" w:w="1568"/>
+            <w:vAlign w:val="center"/>
+            <w:tcBorders>
+              <w:top w:val="single" w:sz="4" w:color="A6A6A6"/>
+              <w:left w:val="single" w:sz="4" w:color="A6A6A6"/>
+              <w:bottom w:val="single" w:sz="4" w:color="A6A6A6"/>
+              <w:right w:val="single" w:sz="4" w:color="A6A6A6"/>
+            </w:tcBorders>
+          </w:tcPr>
+          <w:p>
+            <w:pPr>
+              <w:spacing w:before="0" w:after="0" w:line="276" w:lineRule="auto"/>
+              <w:ind w:firstLine="0"/>
+              <w:jc w:val="center"/>
+            </w:pPr>
+            <w:r/>
+            <w:r>
+              <w:rPr>
+                <w:rFonts w:ascii="Times New Roman" w:hAnsi="Times New Roman" w:eastAsia="楷体"/>
+                <w:b w:val="0"/>
+                <w:color w:val="000000"/>
+                <w:sz w:val="18"/>
+              </w:rPr>
+              <w:t>722</w:t>
+            </w:r>
+          </w:p>
+        </w:tc>
+        <w:tc>
+          <w:tcPr>
+            <w:tcW w:type="dxa" w:w="1568"/>
+            <w:vAlign w:val="center"/>
+            <w:tcBorders>
+              <w:top w:val="single" w:sz="4" w:color="A6A6A6"/>
+              <w:left w:val="single" w:sz="4" w:color="A6A6A6"/>
+              <w:bottom w:val="single" w:sz="4" w:color="A6A6A6"/>
+              <w:right w:val="single" w:sz="4" w:color="A6A6A6"/>
+            </w:tcBorders>
+          </w:tcPr>
+          <w:p>
+            <w:pPr>
+              <w:spacing w:before="0" w:after="0" w:line="276" w:lineRule="auto"/>
+              <w:ind w:firstLine="0"/>
+              <w:jc w:val="center"/>
+            </w:pPr>
+            <w:r/>
+            <w:r>
+              <w:rPr>
+                <w:rFonts w:ascii="Times New Roman" w:hAnsi="Times New Roman" w:eastAsia="楷体"/>
+                <w:b w:val="0"/>
+                <w:color w:val="000000"/>
+                <w:sz w:val="18"/>
+              </w:rPr>
+              <w:t>0.86%</w:t>
+            </w:r>
+          </w:p>
+        </w:tc>
+        <w:tc>
+          <w:tcPr>
+            <w:tcW w:type="dxa" w:w="1568"/>
+            <w:vAlign w:val="center"/>
+            <w:tcBorders>
+              <w:top w:val="single" w:sz="4" w:color="A6A6A6"/>
+              <w:left w:val="single" w:sz="4" w:color="A6A6A6"/>
+              <w:bottom w:val="single" w:sz="4" w:color="A6A6A6"/>
+              <w:right w:val="single" w:sz="4" w:color="A6A6A6"/>
+            </w:tcBorders>
+          </w:tcPr>
+          <w:p>
+            <w:pPr>
+              <w:spacing w:before="0" w:after="0" w:line="276" w:lineRule="auto"/>
+              <w:ind w:firstLine="0"/>
+              <w:jc w:val="center"/>
+            </w:pPr>
+            <w:r/>
+            <w:r>
+              <w:rPr>
+                <w:rFonts w:ascii="Times New Roman" w:hAnsi="Times New Roman" w:eastAsia="楷体"/>
+                <w:b w:val="0"/>
+                <w:color w:val="000000"/>
+                <w:sz w:val="18"/>
+              </w:rPr>
+              <w:t>190.28</w:t>
+            </w:r>
+          </w:p>
+        </w:tc>
+      </w:tr>
+      <w:tr>
+        <w:tc>
+          <w:tcPr>
+            <w:tcW w:type="dxa" w:w="1568"/>
+            <w:vAlign w:val="center"/>
+            <w:tcBorders>
+              <w:top w:val="single" w:sz="4" w:color="A6A6A6"/>
+              <w:left w:val="single" w:sz="4" w:color="A6A6A6"/>
+              <w:bottom w:val="single" w:sz="4" w:color="A6A6A6"/>
+              <w:right w:val="single" w:sz="4" w:color="A6A6A6"/>
+            </w:tcBorders>
+          </w:tcPr>
+          <w:p>
+            <w:pPr>
+              <w:spacing w:before="0" w:after="0" w:line="276" w:lineRule="auto"/>
+              <w:ind w:firstLine="0"/>
+              <w:jc w:val="left"/>
+            </w:pPr>
+            <w:r/>
+            <w:r>
+              <w:rPr>
+                <w:rFonts w:ascii="Times New Roman" w:hAnsi="Times New Roman" w:eastAsia="楷体"/>
+                <w:b w:val="0"/>
+                <w:color w:val="000000"/>
+                <w:sz w:val="18"/>
+              </w:rPr>
+              <w:t>2023</w:t>
+            </w:r>
+          </w:p>
+        </w:tc>
+        <w:tc>
+          <w:tcPr>
+            <w:tcW w:type="dxa" w:w="1568"/>
+            <w:vAlign w:val="center"/>
+            <w:tcBorders>
+              <w:top w:val="single" w:sz="4" w:color="A6A6A6"/>
+              <w:left w:val="single" w:sz="4" w:color="A6A6A6"/>
+              <w:bottom w:val="single" w:sz="4" w:color="A6A6A6"/>
+              <w:right w:val="single" w:sz="4" w:color="A6A6A6"/>
+            </w:tcBorders>
+          </w:tcPr>
+          <w:p>
+            <w:pPr>
+              <w:spacing w:before="0" w:after="0" w:line="276" w:lineRule="auto"/>
+              <w:ind w:firstLine="0"/>
+              <w:jc w:val="center"/>
+            </w:pPr>
+            <w:r/>
+            <w:r>
+              <w:rPr>
+                <w:rFonts w:ascii="Times New Roman" w:hAnsi="Times New Roman" w:eastAsia="楷体"/>
+                <w:b w:val="0"/>
+                <w:color w:val="000000"/>
+                <w:sz w:val="18"/>
+              </w:rPr>
+              <w:t>312</w:t>
+            </w:r>
+          </w:p>
+        </w:tc>
+        <w:tc>
+          <w:tcPr>
+            <w:tcW w:type="dxa" w:w="1568"/>
+            <w:vAlign w:val="center"/>
+            <w:tcBorders>
+              <w:top w:val="single" w:sz="4" w:color="A6A6A6"/>
+              <w:left w:val="single" w:sz="4" w:color="A6A6A6"/>
+              <w:bottom w:val="single" w:sz="4" w:color="A6A6A6"/>
+              <w:right w:val="single" w:sz="4" w:color="A6A6A6"/>
+            </w:tcBorders>
+          </w:tcPr>
+          <w:p>
+            <w:pPr>
+              <w:spacing w:before="0" w:after="0" w:line="276" w:lineRule="auto"/>
+              <w:ind w:firstLine="0"/>
+              <w:jc w:val="center"/>
+            </w:pPr>
+            <w:r/>
+            <w:r>
+              <w:rPr>
+                <w:rFonts w:ascii="Times New Roman" w:hAnsi="Times New Roman" w:eastAsia="楷体"/>
+                <w:b w:val="0"/>
+                <w:color w:val="000000"/>
+                <w:sz w:val="18"/>
+              </w:rPr>
+              <w:t>2,139.08</w:t>
+            </w:r>
+          </w:p>
+        </w:tc>
+        <w:tc>
+          <w:tcPr>
+            <w:tcW w:type="dxa" w:w="1568"/>
+            <w:vAlign w:val="center"/>
+            <w:tcBorders>
+              <w:top w:val="single" w:sz="4" w:color="A6A6A6"/>
+              <w:left w:val="single" w:sz="4" w:color="A6A6A6"/>
+              <w:bottom w:val="single" w:sz="4" w:color="A6A6A6"/>
+              <w:right w:val="single" w:sz="4" w:color="A6A6A6"/>
+            </w:tcBorders>
+          </w:tcPr>
+          <w:p>
+            <w:pPr>
+              <w:spacing w:before="0" w:after="0" w:line="276" w:lineRule="auto"/>
+              <w:ind w:firstLine="0"/>
+              <w:jc w:val="center"/>
+            </w:pPr>
+            <w:r/>
+            <w:r>
+              <w:rPr>
+                <w:rFonts w:ascii="Times New Roman" w:hAnsi="Times New Roman" w:eastAsia="楷体"/>
+                <w:b w:val="0"/>
+                <w:color w:val="000000"/>
+                <w:sz w:val="18"/>
+              </w:rPr>
+              <w:t>935</w:t>
+            </w:r>
+          </w:p>
+        </w:tc>
+        <w:tc>
+          <w:tcPr>
+            <w:tcW w:type="dxa" w:w="1568"/>
+            <w:vAlign w:val="center"/>
+            <w:tcBorders>
+              <w:top w:val="single" w:sz="4" w:color="A6A6A6"/>
+              <w:left w:val="single" w:sz="4" w:color="A6A6A6"/>
+              <w:bottom w:val="single" w:sz="4" w:color="A6A6A6"/>
+              <w:right w:val="single" w:sz="4" w:color="A6A6A6"/>
+            </w:tcBorders>
+          </w:tcPr>
+          <w:p>
+            <w:pPr>
+              <w:spacing w:before="0" w:after="0" w:line="276" w:lineRule="auto"/>
+              <w:ind w:firstLine="0"/>
+              <w:jc w:val="center"/>
+            </w:pPr>
+            <w:r/>
+            <w:r>
+              <w:rPr>
+                <w:rFonts w:ascii="Times New Roman" w:hAnsi="Times New Roman" w:eastAsia="楷体"/>
+                <w:b w:val="0"/>
+                <w:color w:val="000000"/>
+                <w:sz w:val="18"/>
+              </w:rPr>
+              <w:t>0.07%</w:t>
+            </w:r>
+          </w:p>
+        </w:tc>
+        <w:tc>
+          <w:tcPr>
+            <w:tcW w:type="dxa" w:w="1568"/>
+            <w:vAlign w:val="center"/>
+            <w:tcBorders>
+              <w:top w:val="single" w:sz="4" w:color="A6A6A6"/>
+              <w:left w:val="single" w:sz="4" w:color="A6A6A6"/>
+              <w:bottom w:val="single" w:sz="4" w:color="A6A6A6"/>
+              <w:right w:val="single" w:sz="4" w:color="A6A6A6"/>
+            </w:tcBorders>
+          </w:tcPr>
+          <w:p>
+            <w:pPr>
+              <w:spacing w:before="0" w:after="0" w:line="276" w:lineRule="auto"/>
+              <w:ind w:firstLine="0"/>
+              <w:jc w:val="center"/>
+            </w:pPr>
+            <w:r/>
+            <w:r>
+              <w:rPr>
+                <w:rFonts w:ascii="Times New Roman" w:hAnsi="Times New Roman" w:eastAsia="楷体"/>
+                <w:b w:val="0"/>
+                <w:color w:val="000000"/>
+                <w:sz w:val="18"/>
+              </w:rPr>
+              <w:t>200.11</w:t>
+            </w:r>
+          </w:p>
+        </w:tc>
+      </w:tr>
+      <w:tr>
+        <w:tc>
+          <w:tcPr>
+            <w:tcW w:type="dxa" w:w="1568"/>
+            <w:vAlign w:val="center"/>
+            <w:tcBorders>
+              <w:top w:val="single" w:sz="4" w:color="A6A6A6"/>
+              <w:left w:val="single" w:sz="4" w:color="A6A6A6"/>
+              <w:bottom w:val="single" w:sz="4" w:color="A6A6A6"/>
+              <w:right w:val="single" w:sz="4" w:color="A6A6A6"/>
+            </w:tcBorders>
+          </w:tcPr>
+          <w:p>
+            <w:pPr>
+              <w:spacing w:before="0" w:after="0" w:line="276" w:lineRule="auto"/>
+              <w:ind w:firstLine="0"/>
+              <w:jc w:val="left"/>
+            </w:pPr>
+            <w:r/>
+            <w:r>
+              <w:rPr>
+                <w:rFonts w:ascii="Times New Roman" w:hAnsi="Times New Roman" w:eastAsia="楷体"/>
+                <w:b w:val="0"/>
+                <w:color w:val="000000"/>
+                <w:sz w:val="18"/>
+              </w:rPr>
+              <w:t>2024</w:t>
+            </w:r>
+          </w:p>
+        </w:tc>
+        <w:tc>
+          <w:tcPr>
+            <w:tcW w:type="dxa" w:w="1568"/>
+            <w:vAlign w:val="center"/>
+            <w:tcBorders>
+              <w:top w:val="single" w:sz="4" w:color="A6A6A6"/>
+              <w:left w:val="single" w:sz="4" w:color="A6A6A6"/>
+              <w:bottom w:val="single" w:sz="4" w:color="A6A6A6"/>
+              <w:right w:val="single" w:sz="4" w:color="A6A6A6"/>
+            </w:tcBorders>
+          </w:tcPr>
+          <w:p>
+            <w:pPr>
+              <w:spacing w:before="0" w:after="0" w:line="276" w:lineRule="auto"/>
+              <w:ind w:firstLine="0"/>
+              <w:jc w:val="center"/>
+            </w:pPr>
+            <w:r/>
+            <w:r>
+              <w:rPr>
+                <w:rFonts w:ascii="Times New Roman" w:hAnsi="Times New Roman" w:eastAsia="楷体"/>
+                <w:b w:val="0"/>
+                <w:color w:val="000000"/>
+                <w:sz w:val="18"/>
+              </w:rPr>
+              <w:t>249</w:t>
+            </w:r>
+          </w:p>
+        </w:tc>
+        <w:tc>
+          <w:tcPr>
+            <w:tcW w:type="dxa" w:w="1568"/>
+            <w:vAlign w:val="center"/>
+            <w:tcBorders>
+              <w:top w:val="single" w:sz="4" w:color="A6A6A6"/>
+              <w:left w:val="single" w:sz="4" w:color="A6A6A6"/>
+              <w:bottom w:val="single" w:sz="4" w:color="A6A6A6"/>
+              <w:right w:val="single" w:sz="4" w:color="A6A6A6"/>
+            </w:tcBorders>
+          </w:tcPr>
+          <w:p>
+            <w:pPr>
+              <w:spacing w:before="0" w:after="0" w:line="276" w:lineRule="auto"/>
+              <w:ind w:firstLine="0"/>
+              <w:jc w:val="center"/>
+            </w:pPr>
+            <w:r/>
+            <w:r>
+              <w:rPr>
+                <w:rFonts w:ascii="Times New Roman" w:hAnsi="Times New Roman" w:eastAsia="楷体"/>
+                <w:b w:val="0"/>
+                <w:color w:val="000000"/>
+                <w:sz w:val="18"/>
+              </w:rPr>
+              <w:t>1,732.78</w:t>
+            </w:r>
+          </w:p>
+        </w:tc>
+        <w:tc>
+          <w:tcPr>
+            <w:tcW w:type="dxa" w:w="1568"/>
+            <w:vAlign w:val="center"/>
+            <w:tcBorders>
+              <w:top w:val="single" w:sz="4" w:color="A6A6A6"/>
+              <w:left w:val="single" w:sz="4" w:color="A6A6A6"/>
+              <w:bottom w:val="single" w:sz="4" w:color="A6A6A6"/>
+              <w:right w:val="single" w:sz="4" w:color="A6A6A6"/>
+            </w:tcBorders>
+          </w:tcPr>
+          <w:p>
+            <w:pPr>
+              <w:spacing w:before="0" w:after="0" w:line="276" w:lineRule="auto"/>
+              <w:ind w:firstLine="0"/>
+              <w:jc w:val="center"/>
+            </w:pPr>
+            <w:r/>
+            <w:r>
+              <w:rPr>
+                <w:rFonts w:ascii="Times New Roman" w:hAnsi="Times New Roman" w:eastAsia="楷体"/>
+                <w:b w:val="0"/>
+                <w:color w:val="000000"/>
+                <w:sz w:val="18"/>
+              </w:rPr>
+              <w:t>534</w:t>
+            </w:r>
+          </w:p>
+        </w:tc>
+        <w:tc>
+          <w:tcPr>
+            <w:tcW w:type="dxa" w:w="1568"/>
+            <w:vAlign w:val="center"/>
+            <w:tcBorders>
+              <w:top w:val="single" w:sz="4" w:color="A6A6A6"/>
+              <w:left w:val="single" w:sz="4" w:color="A6A6A6"/>
+              <w:bottom w:val="single" w:sz="4" w:color="A6A6A6"/>
+              <w:right w:val="single" w:sz="4" w:color="A6A6A6"/>
+            </w:tcBorders>
+          </w:tcPr>
+          <w:p>
+            <w:pPr>
+              <w:spacing w:before="0" w:after="0" w:line="276" w:lineRule="auto"/>
+              <w:ind w:firstLine="0"/>
+              <w:jc w:val="center"/>
+            </w:pPr>
+            <w:r/>
+            <w:r>
+              <w:rPr>
+                <w:rFonts w:ascii="Times New Roman" w:hAnsi="Times New Roman" w:eastAsia="楷体"/>
+                <w:b w:val="0"/>
+                <w:color w:val="000000"/>
+                <w:sz w:val="18"/>
+              </w:rPr>
+              <w:t>0.04%</w:t>
+            </w:r>
+          </w:p>
+        </w:tc>
+        <w:tc>
+          <w:tcPr>
+            <w:tcW w:type="dxa" w:w="1568"/>
+            <w:vAlign w:val="center"/>
+            <w:tcBorders>
+              <w:top w:val="single" w:sz="4" w:color="A6A6A6"/>
+              <w:left w:val="single" w:sz="4" w:color="A6A6A6"/>
+              <w:bottom w:val="single" w:sz="4" w:color="A6A6A6"/>
+              <w:right w:val="single" w:sz="4" w:color="A6A6A6"/>
+            </w:tcBorders>
+          </w:tcPr>
+          <w:p>
+            <w:pPr>
+              <w:spacing w:before="0" w:after="0" w:line="276" w:lineRule="auto"/>
+              <w:ind w:firstLine="0"/>
+              <w:jc w:val="center"/>
+            </w:pPr>
+            <w:r/>
+            <w:r>
+              <w:rPr>
+                <w:rFonts w:ascii="Times New Roman" w:hAnsi="Times New Roman" w:eastAsia="楷体"/>
+                <w:b w:val="0"/>
+                <w:color w:val="000000"/>
+                <w:sz w:val="18"/>
+              </w:rPr>
+              <w:t>92.54</w:t>
+            </w:r>
+          </w:p>
+        </w:tc>
+      </w:tr>
+      <w:tr>
+        <w:tc>
+          <w:tcPr>
+            <w:tcW w:type="dxa" w:w="1568"/>
+            <w:vAlign w:val="center"/>
+            <w:tcBorders>
+              <w:top w:val="single" w:sz="4" w:color="A6A6A6"/>
+              <w:left w:val="single" w:sz="4" w:color="A6A6A6"/>
+              <w:bottom w:val="single" w:sz="4" w:color="A6A6A6"/>
+              <w:right w:val="single" w:sz="4" w:color="A6A6A6"/>
+            </w:tcBorders>
+          </w:tcPr>
+          <w:p>
+            <w:pPr>
+              <w:spacing w:before="0" w:after="0" w:line="276" w:lineRule="auto"/>
+              <w:ind w:firstLine="0"/>
+              <w:jc w:val="left"/>
+            </w:pPr>
+            <w:r/>
+            <w:r>
+              <w:rPr>
+                <w:rFonts w:ascii="Times New Roman" w:hAnsi="Times New Roman" w:eastAsia="楷体"/>
+                <w:b w:val="0"/>
+                <w:color w:val="000000"/>
+                <w:sz w:val="18"/>
+              </w:rPr>
+              <w:t>2025</w:t>
+            </w:r>
+          </w:p>
+        </w:tc>
+        <w:tc>
+          <w:tcPr>
+            <w:tcW w:type="dxa" w:w="1568"/>
+            <w:vAlign w:val="center"/>
+            <w:tcBorders>
+              <w:top w:val="single" w:sz="4" w:color="A6A6A6"/>
+              <w:left w:val="single" w:sz="4" w:color="A6A6A6"/>
+              <w:bottom w:val="single" w:sz="4" w:color="A6A6A6"/>
+              <w:right w:val="single" w:sz="4" w:color="A6A6A6"/>
+            </w:tcBorders>
+          </w:tcPr>
+          <w:p>
+            <w:pPr>
+              <w:spacing w:before="0" w:after="0" w:line="276" w:lineRule="auto"/>
+              <w:ind w:firstLine="0"/>
+              <w:jc w:val="center"/>
+            </w:pPr>
+            <w:r/>
+            <w:r>
+              <w:rPr>
+                <w:rFonts w:ascii="Times New Roman" w:hAnsi="Times New Roman" w:eastAsia="楷体"/>
+                <w:b w:val="0"/>
+                <w:color w:val="000000"/>
+                <w:sz w:val="18"/>
+              </w:rPr>
+              <w:t>303</w:t>
+            </w:r>
+          </w:p>
+        </w:tc>
+        <w:tc>
+          <w:tcPr>
+            <w:tcW w:type="dxa" w:w="1568"/>
+            <w:vAlign w:val="center"/>
+            <w:tcBorders>
+              <w:top w:val="single" w:sz="4" w:color="A6A6A6"/>
+              <w:left w:val="single" w:sz="4" w:color="A6A6A6"/>
+              <w:bottom w:val="single" w:sz="4" w:color="A6A6A6"/>
+              <w:right w:val="single" w:sz="4" w:color="A6A6A6"/>
+            </w:tcBorders>
+          </w:tcPr>
+          <w:p>
+            <w:pPr>
+              <w:spacing w:before="0" w:after="0" w:line="276" w:lineRule="auto"/>
+              <w:ind w:firstLine="0"/>
+              <w:jc w:val="center"/>
+            </w:pPr>
+            <w:r/>
+            <w:r>
+              <w:rPr>
+                <w:rFonts w:ascii="Times New Roman" w:hAnsi="Times New Roman" w:eastAsia="楷体"/>
+                <w:b w:val="0"/>
+                <w:color w:val="000000"/>
+                <w:sz w:val="18"/>
+              </w:rPr>
+              <w:t>1,540.13</w:t>
+            </w:r>
+          </w:p>
+        </w:tc>
+        <w:tc>
+          <w:tcPr>
+            <w:tcW w:type="dxa" w:w="1568"/>
+            <w:vAlign w:val="center"/>
+            <w:tcBorders>
+              <w:top w:val="single" w:sz="4" w:color="A6A6A6"/>
+              <w:left w:val="single" w:sz="4" w:color="A6A6A6"/>
+              <w:bottom w:val="single" w:sz="4" w:color="A6A6A6"/>
+              <w:right w:val="single" w:sz="4" w:color="A6A6A6"/>
+            </w:tcBorders>
+          </w:tcPr>
+          <w:p>
+            <w:pPr>
+              <w:spacing w:before="0" w:after="0" w:line="276" w:lineRule="auto"/>
+              <w:ind w:firstLine="0"/>
+              <w:jc w:val="center"/>
+            </w:pPr>
+            <w:r/>
+            <w:r>
+              <w:rPr>
+                <w:rFonts w:ascii="Times New Roman" w:hAnsi="Times New Roman" w:eastAsia="楷体"/>
+                <w:b w:val="0"/>
+                <w:color w:val="000000"/>
+                <w:sz w:val="18"/>
+              </w:rPr>
+              <w:t>927</w:t>
+            </w:r>
+          </w:p>
+        </w:tc>
+        <w:tc>
+          <w:tcPr>
+            <w:tcW w:type="dxa" w:w="1568"/>
+            <w:vAlign w:val="center"/>
+            <w:tcBorders>
+              <w:top w:val="single" w:sz="4" w:color="A6A6A6"/>
+              <w:left w:val="single" w:sz="4" w:color="A6A6A6"/>
+              <w:bottom w:val="single" w:sz="4" w:color="A6A6A6"/>
+              <w:right w:val="single" w:sz="4" w:color="A6A6A6"/>
+            </w:tcBorders>
+          </w:tcPr>
+          <w:p>
+            <w:pPr>
+              <w:spacing w:before="0" w:after="0" w:line="276" w:lineRule="auto"/>
+              <w:ind w:firstLine="0"/>
+              <w:jc w:val="center"/>
+            </w:pPr>
+            <w:r/>
+            <w:r>
+              <w:rPr>
+                <w:rFonts w:ascii="Times New Roman" w:hAnsi="Times New Roman" w:eastAsia="楷体"/>
+                <w:b w:val="0"/>
+                <w:color w:val="000000"/>
+                <w:sz w:val="18"/>
+              </w:rPr>
+              <w:t>0.00%</w:t>
+            </w:r>
+          </w:p>
+        </w:tc>
+        <w:tc>
+          <w:tcPr>
+            <w:tcW w:type="dxa" w:w="1568"/>
+            <w:vAlign w:val="center"/>
+            <w:tcBorders>
+              <w:top w:val="single" w:sz="4" w:color="A6A6A6"/>
+              <w:left w:val="single" w:sz="4" w:color="A6A6A6"/>
+              <w:bottom w:val="single" w:sz="4" w:color="A6A6A6"/>
+              <w:right w:val="single" w:sz="4" w:color="A6A6A6"/>
+            </w:tcBorders>
+          </w:tcPr>
+          <w:p>
+            <w:pPr>
+              <w:spacing w:before="0" w:after="0" w:line="276" w:lineRule="auto"/>
+              <w:ind w:firstLine="0"/>
+              <w:jc w:val="center"/>
+            </w:pPr>
+            <w:r/>
+            <w:r>
+              <w:rPr>
+                <w:rFonts w:ascii="Times New Roman" w:hAnsi="Times New Roman" w:eastAsia="楷体"/>
+                <w:b w:val="0"/>
+                <w:color w:val="000000"/>
+                <w:sz w:val="18"/>
+              </w:rPr>
+              <w:t>143.24</w:t>
+            </w:r>
+          </w:p>
+        </w:tc>
+      </w:tr>
+      <w:tr>
+        <w:tc>
+          <w:tcPr>
+            <w:tcW w:type="dxa" w:w="1568"/>
+            <w:vAlign w:val="center"/>
+            <w:tcBorders>
+              <w:top w:val="single" w:sz="4" w:color="A6A6A6"/>
+              <w:left w:val="single" w:sz="4" w:color="A6A6A6"/>
+              <w:bottom w:val="single" w:sz="4" w:color="A6A6A6"/>
+              <w:right w:val="single" w:sz="4" w:color="A6A6A6"/>
+            </w:tcBorders>
+          </w:tcPr>
+          <w:p>
+            <w:pPr>
+              <w:spacing w:before="0" w:after="0" w:line="276" w:lineRule="auto"/>
+              <w:ind w:firstLine="0"/>
+              <w:jc w:val="left"/>
+            </w:pPr>
+            <w:r/>
+            <w:r>
+              <w:rPr>
+                <w:rFonts w:ascii="Times New Roman" w:hAnsi="Times New Roman" w:eastAsia="楷体"/>
+                <w:b w:val="0"/>
+                <w:color w:val="000000"/>
+                <w:sz w:val="18"/>
+              </w:rPr>
+              <w:t>2026年1-4月</w:t>
+            </w:r>
+          </w:p>
+        </w:tc>
+        <w:tc>
+          <w:tcPr>
+            <w:tcW w:type="dxa" w:w="1568"/>
+            <w:vAlign w:val="center"/>
+            <w:tcBorders>
+              <w:top w:val="single" w:sz="4" w:color="A6A6A6"/>
+              <w:left w:val="single" w:sz="4" w:color="A6A6A6"/>
+              <w:bottom w:val="single" w:sz="4" w:color="A6A6A6"/>
+              <w:right w:val="single" w:sz="4" w:color="A6A6A6"/>
+            </w:tcBorders>
+          </w:tcPr>
+          <w:p>
+            <w:pPr>
+              <w:spacing w:before="0" w:after="0" w:line="276" w:lineRule="auto"/>
+              <w:ind w:firstLine="0"/>
+              <w:jc w:val="center"/>
+            </w:pPr>
+            <w:r/>
+            <w:r>
+              <w:rPr>
+                <w:rFonts w:ascii="Times New Roman" w:hAnsi="Times New Roman" w:eastAsia="楷体"/>
+                <w:b w:val="0"/>
+                <w:color w:val="000000"/>
+                <w:sz w:val="18"/>
+              </w:rPr>
+              <w:t>83</w:t>
+            </w:r>
+          </w:p>
+        </w:tc>
+        <w:tc>
+          <w:tcPr>
+            <w:tcW w:type="dxa" w:w="1568"/>
+            <w:vAlign w:val="center"/>
+            <w:tcBorders>
+              <w:top w:val="single" w:sz="4" w:color="A6A6A6"/>
+              <w:left w:val="single" w:sz="4" w:color="A6A6A6"/>
+              <w:bottom w:val="single" w:sz="4" w:color="A6A6A6"/>
+              <w:right w:val="single" w:sz="4" w:color="A6A6A6"/>
+            </w:tcBorders>
+          </w:tcPr>
+          <w:p>
+            <w:pPr>
+              <w:spacing w:before="0" w:after="0" w:line="276" w:lineRule="auto"/>
+              <w:ind w:firstLine="0"/>
+              <w:jc w:val="center"/>
+            </w:pPr>
+            <w:r/>
+            <w:r>
+              <w:rPr>
+                <w:rFonts w:ascii="Times New Roman" w:hAnsi="Times New Roman" w:eastAsia="楷体"/>
+                <w:b w:val="0"/>
+                <w:color w:val="000000"/>
+                <w:sz w:val="18"/>
+              </w:rPr>
+              <w:t>488.41</w:t>
+            </w:r>
+          </w:p>
+        </w:tc>
+        <w:tc>
+          <w:tcPr>
+            <w:tcW w:type="dxa" w:w="1568"/>
+            <w:vAlign w:val="center"/>
+            <w:tcBorders>
+              <w:top w:val="single" w:sz="4" w:color="A6A6A6"/>
+              <w:left w:val="single" w:sz="4" w:color="A6A6A6"/>
+              <w:bottom w:val="single" w:sz="4" w:color="A6A6A6"/>
+              <w:right w:val="single" w:sz="4" w:color="A6A6A6"/>
+            </w:tcBorders>
+          </w:tcPr>
+          <w:p>
+            <w:pPr>
+              <w:spacing w:before="0" w:after="0" w:line="276" w:lineRule="auto"/>
+              <w:ind w:firstLine="0"/>
+              <w:jc w:val="center"/>
+            </w:pPr>
+            <w:r/>
+            <w:r>
+              <w:rPr>
+                <w:rFonts w:ascii="Times New Roman" w:hAnsi="Times New Roman" w:eastAsia="楷体"/>
+                <w:b w:val="0"/>
+                <w:color w:val="000000"/>
+                <w:sz w:val="18"/>
+              </w:rPr>
+              <w:t>—</w:t>
+            </w:r>
+          </w:p>
+        </w:tc>
+        <w:tc>
+          <w:tcPr>
+            <w:tcW w:type="dxa" w:w="1568"/>
+            <w:vAlign w:val="center"/>
+            <w:tcBorders>
+              <w:top w:val="single" w:sz="4" w:color="A6A6A6"/>
+              <w:left w:val="single" w:sz="4" w:color="A6A6A6"/>
+              <w:bottom w:val="single" w:sz="4" w:color="A6A6A6"/>
+              <w:right w:val="single" w:sz="4" w:color="A6A6A6"/>
+            </w:tcBorders>
+          </w:tcPr>
+          <w:p>
+            <w:pPr>
+              <w:spacing w:before="0" w:after="0" w:line="276" w:lineRule="auto"/>
+              <w:ind w:firstLine="0"/>
+              <w:jc w:val="center"/>
+            </w:pPr>
+            <w:r/>
+            <w:r>
+              <w:rPr>
+                <w:rFonts w:ascii="Times New Roman" w:hAnsi="Times New Roman" w:eastAsia="楷体"/>
+                <w:b w:val="0"/>
+                <w:color w:val="000000"/>
+                <w:sz w:val="18"/>
+              </w:rPr>
+              <w:t>—</w:t>
+            </w:r>
+          </w:p>
+        </w:tc>
+        <w:tc>
+          <w:tcPr>
+            <w:tcW w:type="dxa" w:w="1568"/>
+            <w:vAlign w:val="center"/>
+            <w:tcBorders>
+              <w:top w:val="single" w:sz="4" w:color="A6A6A6"/>
+              <w:left w:val="single" w:sz="4" w:color="A6A6A6"/>
+              <w:bottom w:val="single" w:sz="4" w:color="A6A6A6"/>
+              <w:right w:val="single" w:sz="4" w:color="A6A6A6"/>
+            </w:tcBorders>
+          </w:tcPr>
+          <w:p>
+            <w:pPr>
+              <w:spacing w:before="0" w:after="0" w:line="276" w:lineRule="auto"/>
+              <w:ind w:firstLine="0"/>
+              <w:jc w:val="center"/>
+            </w:pPr>
+            <w:r/>
+            <w:r>
+              <w:rPr>
+                <w:rFonts w:ascii="Times New Roman" w:hAnsi="Times New Roman" w:eastAsia="楷体"/>
+                <w:b w:val="0"/>
+                <w:color w:val="000000"/>
+                <w:sz w:val="18"/>
+              </w:rPr>
+              <w:t>32.83</w:t>
+            </w:r>
+          </w:p>
+        </w:tc>
+      </w:tr>
+    </w:tbl>
+    <w:p>
+      <w:pPr>
+        <w:spacing w:before="0" w:after="80" w:line="360" w:lineRule="auto"/>
+        <w:ind w:firstLine="0"/>
+      </w:pPr>
+      <w:r>
+        <w:rPr>
+          <w:rFonts w:ascii="Times New Roman" w:hAnsi="Times New Roman" w:eastAsia="楷体"/>
+          <w:b w:val="0"/>
+          <w:color w:val="000000"/>
+          <w:sz w:val="19"/>
+        </w:rPr>
+        <w:t>资料来源:中指数据库,风控信评部整理</w:t>
       </w:r>
     </w:p>
     <w:p>
@@ -5208,7 +7517,7 @@
           <w:color w:val="000000"/>
           <w:sz w:val="21"/>
         </w:rPr>
-        <w:t>政府债务方面，2023、2024、2025年末楚雄彝族自治州地方政府债务余额分别为588.90亿元、707.10亿元、801.85亿元，2025年末债务限额810.18亿元，债务余额控制在限额以内；城投有息债务2025年末估算余额181.06亿元。债务率指标看，2025年末政府债务率195.05%、城投债务率44.04%、宽口径债务率239.10%。</w:t>
+        <w:t>从房地产销售看，2021-2025年惠州市商品住宅成交面积由1,030.76万㎡变动至327.98万㎡、累计下降68.2%；新房均价2025年为8,622元/㎡、较2023年高点(13,281元/㎡)累计下跌35.08%；2025年去化周期31.56个月。二手房市场仍处于深度调整，据中指冰山指数(最低挂牌价口径)，惠州二手房挂牌价较2021年5月高点累计下跌47.43%，2023年累计跌幅-17.83%、2024年累计跌幅-16.15%、2025年累计跌幅-11.15%。</w:t>
       </w:r>
     </w:p>
     <w:p>
@@ -5223,7 +7532,22 @@
           <w:color w:val="000000"/>
           <w:sz w:val="21"/>
         </w:rPr>
-        <w:t>综合来看，楚雄彝族自治州财政基本盘总体稳健，但土地财政收缩与债务规模扩张是当前主要压力线；我们预计宽口径债务率短期内将维持中等偏高水平，需重点关注后续化债进展、土地市场企稳情况以及融资平台合规整改对城投再融资能力的影响。</w:t>
+        <w:t>政府债务方面，2023、2024、2025年末惠州市地方政府债务余额分别为1,231.42亿元、1,508.41亿元、1,759.82亿元，两年累计增长42.91%，主要源于地方专项债加快发行及置换债集中落地；2025年末债务限额1,766.87亿元，债务余额控制在限额以内。城投有息债务方面，2025年末估算余额为1,145.80亿元，较2023年末增长52.69%。债务率指标看，2025年末惠州市政府债务率270.54%、城投债务率176.15%、宽口径债务率446.69%，较2023年末抬升151.86个百分点，显著高于公认的300%偏高临界线、在全国主要城市中处于较高水平。值得注意的是，政府性基金收入下滑是债务率分母端走低的重要因素，叠加债务规模快速扩张，对债务率指标形成放大效应。</w:t>
+      </w:r>
+    </w:p>
+    <w:p>
+      <w:pPr>
+        <w:spacing w:before="0" w:after="60" w:line="360" w:lineRule="auto"/>
+        <w:ind w:firstLine="420"/>
+      </w:pPr>
+      <w:r>
+        <w:rPr>
+          <w:rFonts w:ascii="Times New Roman" w:hAnsi="Times New Roman" w:eastAsia="楷体"/>
+          <w:b w:val="0"/>
+          <w:color w:val="000000"/>
+          <w:sz w:val="21"/>
+        </w:rPr>
+        <w:t>综合来看，惠州市依托大湾区区位与石化电子双支柱，经济成长性较好、区域信用环境总体可控。我们预计宽口径债务率短期内将维持高位，需重点关注后续化债进展、土地市场企稳情况以及融资平台合规整改对城投平台再融资能力的影响。</w:t>
       </w:r>
     </w:p>
     <w:sectPr>
